--- a/ing-assistant/templates/pv-cr.docx
+++ b/ing-assistant/templates/pv-cr.docx
@@ -849,8 +849,7 @@
     <w:p>
       <w:pPr>
         <w:tabs>
-          <w:tab w:val="left" w:pos="1755"/>
-          <w:tab w:val="center" w:pos="4680"/>
+          <w:tab w:val="left" w:pos="4215"/>
           <w:tab w:val="left" w:pos="7365"/>
         </w:tabs>
         <w:spacing w:after="200" w:line="240" w:lineRule="auto"/>
@@ -1448,8 +1447,7 @@
     <w:p>
       <w:pPr>
         <w:tabs>
-          <w:tab w:val="left" w:pos="1755"/>
-          <w:tab w:val="center" w:pos="4680"/>
+          <w:tab w:val="left" w:pos="4215"/>
           <w:tab w:val="left" w:pos="7365"/>
         </w:tabs>
         <w:spacing w:after="200" w:line="240" w:lineRule="auto"/>
@@ -2176,8 +2174,7 @@
     <w:p>
       <w:pPr>
         <w:tabs>
-          <w:tab w:val="left" w:pos="1755"/>
-          <w:tab w:val="center" w:pos="4680"/>
+          <w:tab w:val="left" w:pos="4215"/>
           <w:tab w:val="left" w:pos="7365"/>
         </w:tabs>
         <w:spacing w:after="200" w:line="240" w:lineRule="auto"/>
@@ -2972,8 +2969,7 @@
     <w:p>
       <w:pPr>
         <w:tabs>
-          <w:tab w:val="left" w:pos="1755"/>
-          <w:tab w:val="center" w:pos="4680"/>
+          <w:tab w:val="left" w:pos="4215"/>
           <w:tab w:val="left" w:pos="7365"/>
         </w:tabs>
         <w:spacing w:after="200" w:line="240" w:lineRule="auto"/>
@@ -3991,16 +3987,6 @@
           <w:lang w:val="it-IT"/>
         </w:rPr>
         <w:t xml:space="preserve">ing. {diriginte_nume}   ing.  {proiectant_reprezentant}                   Ing. {constructor_reprezentant}                    Ing. {rte_nume}                         </w:t>
-        <w:tab/>
-        <w:t xml:space="preserve">                                  </w:t>
-        <w:tab/>
-        <w:tab/>
-        <w:tab/>
-        <w:tab/>
-        <w:tab/>
-        <w:tab/>
-        <w:tab/>
-        <w:t xml:space="preserve">     Vicentiu                                                  </w:t>
       </w:r>
     </w:p>
     <w:bookmarkEnd w:id="11"/>
@@ -4652,8 +4638,7 @@
     <w:p>
       <w:pPr>
         <w:tabs>
-          <w:tab w:val="left" w:pos="1755"/>
-          <w:tab w:val="center" w:pos="4680"/>
+          <w:tab w:val="left" w:pos="4215"/>
           <w:tab w:val="left" w:pos="7365"/>
         </w:tabs>
         <w:spacing w:after="200" w:line="240" w:lineRule="auto"/>
@@ -5314,8 +5299,6 @@
         </w:rPr>
         <w:t xml:space="preserve">Diriginte șantier:      Ing. {diriginte_nume}</w:t>
         <w:tab/>
-        <w:t>Petru Serban</w:t>
-        <w:tab/>
         <w:t>………………..</w:t>
       </w:r>
     </w:p>
@@ -5339,8 +5322,7 @@
     <w:p>
       <w:pPr>
         <w:tabs>
-          <w:tab w:val="left" w:pos="1755"/>
-          <w:tab w:val="center" w:pos="4680"/>
+          <w:tab w:val="left" w:pos="4215"/>
           <w:tab w:val="left" w:pos="7365"/>
         </w:tabs>
         <w:spacing w:after="200" w:line="240" w:lineRule="auto"/>
@@ -6069,8 +6051,6 @@
         </w:rPr>
         <w:t xml:space="preserve">Diriginte șantier:      Ing. {diriginte_nume}</w:t>
         <w:tab/>
-        <w:t>Petru Serban</w:t>
-        <w:tab/>
         <w:t>………………..</w:t>
       </w:r>
     </w:p>
@@ -6094,8 +6074,7 @@
     <w:p>
       <w:pPr>
         <w:tabs>
-          <w:tab w:val="left" w:pos="1755"/>
-          <w:tab w:val="center" w:pos="4680"/>
+          <w:tab w:val="left" w:pos="4215"/>
           <w:tab w:val="left" w:pos="7365"/>
         </w:tabs>
         <w:spacing w:after="200" w:line="240" w:lineRule="auto"/>
@@ -6737,8 +6716,7 @@
     <w:p>
       <w:pPr>
         <w:tabs>
-          <w:tab w:val="left" w:pos="1755"/>
-          <w:tab w:val="center" w:pos="4680"/>
+          <w:tab w:val="left" w:pos="4215"/>
           <w:tab w:val="left" w:pos="7365"/>
         </w:tabs>
         <w:spacing w:after="200" w:line="240" w:lineRule="auto"/>
@@ -7725,16 +7703,6 @@
           <w:lang w:val="it-IT"/>
         </w:rPr>
         <w:t xml:space="preserve">ing. {diriginte_nume}   ing.  {proiectant_reprezentant}                   Ing. {constructor_reprezentant}                    Ing. {rte_nume}                         </w:t>
-        <w:tab/>
-        <w:t xml:space="preserve">                                  </w:t>
-        <w:tab/>
-        <w:tab/>
-        <w:tab/>
-        <w:tab/>
-        <w:tab/>
-        <w:tab/>
-        <w:tab/>
-        <w:t xml:space="preserve">     Vicentiu                                                  </w:t>
       </w:r>
     </w:p>
     <w:p>
@@ -8330,8 +8298,6 @@
         </w:rPr>
         <w:t xml:space="preserve">Diriginte șantier:      Ing. {diriginte_nume}</w:t>
         <w:tab/>
-        <w:t>Petru Serban</w:t>
-        <w:tab/>
         <w:t>………………..</w:t>
       </w:r>
     </w:p>
@@ -8355,8 +8321,7 @@
     <w:p>
       <w:pPr>
         <w:tabs>
-          <w:tab w:val="left" w:pos="1755"/>
-          <w:tab w:val="center" w:pos="4680"/>
+          <w:tab w:val="left" w:pos="4215"/>
           <w:tab w:val="left" w:pos="7365"/>
         </w:tabs>
         <w:spacing w:after="200" w:line="240" w:lineRule="auto"/>
@@ -9130,8 +9095,7 @@
     <w:p>
       <w:pPr>
         <w:tabs>
-          <w:tab w:val="left" w:pos="1755"/>
-          <w:tab w:val="center" w:pos="4680"/>
+          <w:tab w:val="left" w:pos="4215"/>
           <w:tab w:val="left" w:pos="7365"/>
         </w:tabs>
         <w:spacing w:after="200" w:line="240" w:lineRule="auto"/>

--- a/ing-assistant/templates/pv-cr.docx
+++ b/ing-assistant/templates/pv-cr.docx
@@ -804,7 +804,6 @@
     <w:p>
       <w:pPr>
         <w:tabs>
-          <w:tab w:val="left" w:pos="4215"/>
           <w:tab w:val="left" w:pos="7365"/>
         </w:tabs>
         <w:spacing w:after="200" w:line="240" w:lineRule="auto"/>
@@ -849,7 +848,6 @@
     <w:p>
       <w:pPr>
         <w:tabs>
-          <w:tab w:val="left" w:pos="4215"/>
           <w:tab w:val="left" w:pos="7365"/>
         </w:tabs>
         <w:spacing w:after="200" w:line="240" w:lineRule="auto"/>
@@ -889,7 +887,6 @@
     <w:p>
       <w:pPr>
         <w:tabs>
-          <w:tab w:val="left" w:pos="4215"/>
           <w:tab w:val="left" w:pos="7365"/>
         </w:tabs>
         <w:spacing w:after="200" w:line="240" w:lineRule="auto"/>
@@ -931,7 +928,6 @@
     <w:p>
       <w:pPr>
         <w:tabs>
-          <w:tab w:val="left" w:pos="4215"/>
           <w:tab w:val="left" w:pos="7365"/>
         </w:tabs>
         <w:spacing w:after="200" w:line="240" w:lineRule="auto"/>
@@ -1402,7 +1398,6 @@
     <w:p>
       <w:pPr>
         <w:tabs>
-          <w:tab w:val="left" w:pos="4215"/>
           <w:tab w:val="left" w:pos="7365"/>
         </w:tabs>
         <w:spacing w:after="200" w:line="240" w:lineRule="auto"/>
@@ -1447,7 +1442,6 @@
     <w:p>
       <w:pPr>
         <w:tabs>
-          <w:tab w:val="left" w:pos="4215"/>
           <w:tab w:val="left" w:pos="7365"/>
         </w:tabs>
         <w:spacing w:after="200" w:line="240" w:lineRule="auto"/>
@@ -1487,7 +1481,6 @@
     <w:p>
       <w:pPr>
         <w:tabs>
-          <w:tab w:val="left" w:pos="4215"/>
           <w:tab w:val="left" w:pos="7365"/>
         </w:tabs>
         <w:spacing w:after="200" w:line="240" w:lineRule="auto"/>
@@ -2129,7 +2122,6 @@
     <w:p>
       <w:pPr>
         <w:tabs>
-          <w:tab w:val="left" w:pos="4215"/>
           <w:tab w:val="left" w:pos="7365"/>
         </w:tabs>
         <w:spacing w:after="200" w:line="240" w:lineRule="auto"/>
@@ -2174,7 +2166,6 @@
     <w:p>
       <w:pPr>
         <w:tabs>
-          <w:tab w:val="left" w:pos="4215"/>
           <w:tab w:val="left" w:pos="7365"/>
         </w:tabs>
         <w:spacing w:after="200" w:line="240" w:lineRule="auto"/>
@@ -2214,7 +2205,6 @@
     <w:p>
       <w:pPr>
         <w:tabs>
-          <w:tab w:val="left" w:pos="4215"/>
           <w:tab w:val="left" w:pos="7365"/>
         </w:tabs>
         <w:spacing w:after="200" w:line="240" w:lineRule="auto"/>
@@ -2924,7 +2914,6 @@
     <w:p>
       <w:pPr>
         <w:tabs>
-          <w:tab w:val="left" w:pos="4215"/>
           <w:tab w:val="left" w:pos="7365"/>
         </w:tabs>
         <w:spacing w:after="200" w:line="240" w:lineRule="auto"/>
@@ -2969,7 +2958,6 @@
     <w:p>
       <w:pPr>
         <w:tabs>
-          <w:tab w:val="left" w:pos="4215"/>
           <w:tab w:val="left" w:pos="7365"/>
         </w:tabs>
         <w:spacing w:after="200" w:line="240" w:lineRule="auto"/>
@@ -3009,7 +2997,6 @@
     <w:p>
       <w:pPr>
         <w:tabs>
-          <w:tab w:val="left" w:pos="4215"/>
           <w:tab w:val="left" w:pos="7365"/>
         </w:tabs>
         <w:spacing w:after="200" w:line="240" w:lineRule="auto"/>
@@ -3050,7 +3037,6 @@
     <w:p>
       <w:pPr>
         <w:tabs>
-          <w:tab w:val="left" w:pos="4215"/>
           <w:tab w:val="left" w:pos="7365"/>
         </w:tabs>
         <w:spacing w:after="200" w:line="240" w:lineRule="auto"/>
@@ -3963,9 +3949,9 @@
           <w:szCs w:val="20"/>
           <w:lang w:val="it-IT"/>
         </w:rPr>
-        <w:t xml:space="preserve">       INVESTITOR,</w:t>
+        <w:t xml:space="preserve">       DIRIGINTE ȘANTIER,</w:t>
         <w:tab/>
-        <w:t xml:space="preserve">         PROIECTANT,                          ANTREPRENOR            RESPONSABIL TEHNIC CU EXECUTIA,</w:t>
+        <w:t xml:space="preserve">         PROIECTANT,                          CONSTRUCTOR            R.T.E.,</w:t>
       </w:r>
     </w:p>
     <w:p>
@@ -4593,7 +4579,6 @@
     <w:p>
       <w:pPr>
         <w:tabs>
-          <w:tab w:val="left" w:pos="4215"/>
           <w:tab w:val="left" w:pos="7365"/>
         </w:tabs>
         <w:spacing w:after="200" w:line="240" w:lineRule="auto"/>
@@ -4638,7 +4623,6 @@
     <w:p>
       <w:pPr>
         <w:tabs>
-          <w:tab w:val="left" w:pos="4215"/>
           <w:tab w:val="left" w:pos="7365"/>
         </w:tabs>
         <w:spacing w:after="200" w:line="240" w:lineRule="auto"/>
@@ -4678,7 +4662,6 @@
     <w:p>
       <w:pPr>
         <w:tabs>
-          <w:tab w:val="left" w:pos="4215"/>
           <w:tab w:val="left" w:pos="7365"/>
         </w:tabs>
         <w:spacing w:after="200" w:line="240" w:lineRule="auto"/>
@@ -5277,7 +5260,6 @@
     <w:p>
       <w:pPr>
         <w:tabs>
-          <w:tab w:val="left" w:pos="4215"/>
           <w:tab w:val="left" w:pos="7365"/>
         </w:tabs>
         <w:spacing w:after="200" w:line="240" w:lineRule="auto"/>
@@ -5322,7 +5304,6 @@
     <w:p>
       <w:pPr>
         <w:tabs>
-          <w:tab w:val="left" w:pos="4215"/>
           <w:tab w:val="left" w:pos="7365"/>
         </w:tabs>
         <w:spacing w:after="200" w:line="240" w:lineRule="auto"/>
@@ -5362,7 +5343,6 @@
     <w:p>
       <w:pPr>
         <w:tabs>
-          <w:tab w:val="left" w:pos="4215"/>
           <w:tab w:val="left" w:pos="7365"/>
         </w:tabs>
         <w:spacing w:after="200" w:line="240" w:lineRule="auto"/>
@@ -5403,7 +5383,6 @@
     <w:p>
       <w:pPr>
         <w:tabs>
-          <w:tab w:val="left" w:pos="4215"/>
           <w:tab w:val="left" w:pos="7365"/>
         </w:tabs>
         <w:spacing w:after="200" w:line="240" w:lineRule="auto"/>
@@ -6029,7 +6008,6 @@
     <w:p>
       <w:pPr>
         <w:tabs>
-          <w:tab w:val="left" w:pos="4215"/>
           <w:tab w:val="left" w:pos="7365"/>
         </w:tabs>
         <w:spacing w:after="200" w:line="240" w:lineRule="auto"/>
@@ -6074,7 +6052,6 @@
     <w:p>
       <w:pPr>
         <w:tabs>
-          <w:tab w:val="left" w:pos="4215"/>
           <w:tab w:val="left" w:pos="7365"/>
         </w:tabs>
         <w:spacing w:after="200" w:line="240" w:lineRule="auto"/>
@@ -6114,7 +6091,6 @@
     <w:p>
       <w:pPr>
         <w:tabs>
-          <w:tab w:val="left" w:pos="4215"/>
           <w:tab w:val="left" w:pos="7365"/>
         </w:tabs>
         <w:spacing w:after="200" w:line="240" w:lineRule="auto"/>
@@ -6671,7 +6647,6 @@
     <w:p>
       <w:pPr>
         <w:tabs>
-          <w:tab w:val="left" w:pos="4215"/>
           <w:tab w:val="left" w:pos="7365"/>
         </w:tabs>
         <w:spacing w:after="200" w:line="240" w:lineRule="auto"/>
@@ -6716,7 +6691,6 @@
     <w:p>
       <w:pPr>
         <w:tabs>
-          <w:tab w:val="left" w:pos="4215"/>
           <w:tab w:val="left" w:pos="7365"/>
         </w:tabs>
         <w:spacing w:after="200" w:line="240" w:lineRule="auto"/>
@@ -6756,7 +6730,6 @@
     <w:p>
       <w:pPr>
         <w:tabs>
-          <w:tab w:val="left" w:pos="4215"/>
           <w:tab w:val="left" w:pos="7365"/>
         </w:tabs>
         <w:spacing w:after="200" w:line="240" w:lineRule="auto"/>
@@ -6797,7 +6770,6 @@
     <w:p>
       <w:pPr>
         <w:tabs>
-          <w:tab w:val="left" w:pos="4215"/>
           <w:tab w:val="left" w:pos="7365"/>
         </w:tabs>
         <w:spacing w:after="200" w:line="240" w:lineRule="auto"/>
@@ -7679,9 +7651,9 @@
           <w:szCs w:val="20"/>
           <w:lang w:val="it-IT"/>
         </w:rPr>
-        <w:t xml:space="preserve">       INVESTITOR,</w:t>
+        <w:t xml:space="preserve">       DIRIGINTE ȘANTIER,</w:t>
         <w:tab/>
-        <w:t xml:space="preserve">      PROIECTANT,                           ANTREPRENOR            RESPONSABIL TEHNIC CU EXECUTIA,</w:t>
+        <w:t xml:space="preserve">      PROIECTANT,                           CONSTRUCTOR            R.T.E.,</w:t>
       </w:r>
     </w:p>
     <w:p>
@@ -8276,7 +8248,6 @@
     <w:p>
       <w:pPr>
         <w:tabs>
-          <w:tab w:val="left" w:pos="4215"/>
           <w:tab w:val="left" w:pos="7365"/>
         </w:tabs>
         <w:spacing w:after="200" w:line="240" w:lineRule="auto"/>
@@ -8321,7 +8292,6 @@
     <w:p>
       <w:pPr>
         <w:tabs>
-          <w:tab w:val="left" w:pos="4215"/>
           <w:tab w:val="left" w:pos="7365"/>
         </w:tabs>
         <w:spacing w:after="200" w:line="240" w:lineRule="auto"/>
@@ -8361,7 +8331,6 @@
     <w:p>
       <w:pPr>
         <w:tabs>
-          <w:tab w:val="left" w:pos="4215"/>
           <w:tab w:val="left" w:pos="7365"/>
         </w:tabs>
         <w:spacing w:after="200" w:line="240" w:lineRule="auto"/>
@@ -9050,7 +9019,6 @@
     <w:p>
       <w:pPr>
         <w:tabs>
-          <w:tab w:val="left" w:pos="4215"/>
           <w:tab w:val="left" w:pos="7365"/>
         </w:tabs>
         <w:spacing w:after="200" w:line="240" w:lineRule="auto"/>
@@ -9095,7 +9063,6 @@
     <w:p>
       <w:pPr>
         <w:tabs>
-          <w:tab w:val="left" w:pos="4215"/>
           <w:tab w:val="left" w:pos="7365"/>
         </w:tabs>
         <w:spacing w:after="200" w:line="240" w:lineRule="auto"/>
@@ -9135,7 +9102,6 @@
     <w:p>
       <w:pPr>
         <w:tabs>
-          <w:tab w:val="left" w:pos="4215"/>
           <w:tab w:val="left" w:pos="7365"/>
         </w:tabs>
         <w:spacing w:after="200" w:line="240" w:lineRule="auto"/>
@@ -9176,7 +9142,6 @@
     <w:p>
       <w:pPr>
         <w:tabs>
-          <w:tab w:val="left" w:pos="4215"/>
           <w:tab w:val="left" w:pos="7365"/>
         </w:tabs>
         <w:spacing w:after="200" w:line="240" w:lineRule="auto"/>

--- a/ing-assistant/templates/pv-cr.docx
+++ b/ing-assistant/templates/pv-cr.docx
@@ -3932,6 +3932,11 @@
     </w:p>
     <w:p>
       <w:pPr>
+        <w:tabs>
+          <w:tab w:val="left" w:pos="2500"/>
+          <w:tab w:val="left" w:pos="5200"/>
+          <w:tab w:val="left" w:pos="7800"/>
+        </w:tabs>
         <w:spacing w:line="240" w:lineRule="auto"/>
         <w:ind w:left="-426"/>
         <w:rPr>
@@ -3949,13 +3954,22 @@
           <w:szCs w:val="20"/>
           <w:lang w:val="it-IT"/>
         </w:rPr>
-        <w:t xml:space="preserve">       DIRIGINTE ȘANTIER,</w:t>
+        <w:t xml:space="preserve">DIRIGINTE ȘANTIER,</w:t>
         <w:tab/>
-        <w:t xml:space="preserve">         PROIECTANT,                          CONSTRUCTOR            R.T.E.,</w:t>
-      </w:r>
-    </w:p>
-    <w:p>
-      <w:pPr>
+        <w:t xml:space="preserve">PROIECTANT,</w:t>
+        <w:tab/>
+        <w:t xml:space="preserve">CONSTRUCTOR</w:t>
+        <w:tab/>
+        <w:t xml:space="preserve">R.T.E.,</w:t>
+      </w:r>
+    </w:p>
+    <w:p>
+      <w:pPr>
+        <w:tabs>
+          <w:tab w:val="left" w:pos="2500"/>
+          <w:tab w:val="left" w:pos="5200"/>
+          <w:tab w:val="left" w:pos="7800"/>
+        </w:tabs>
         <w:spacing w:after="0" w:line="240" w:lineRule="auto"/>
         <w:ind w:left="-426"/>
         <w:rPr>
@@ -3972,7 +3986,13 @@
           <w:szCs w:val="20"/>
           <w:lang w:val="it-IT"/>
         </w:rPr>
-        <w:t xml:space="preserve">ing. {diriginte_nume}   ing.  {proiectant_reprezentant}                   Ing. {constructor_reprezentant}                    Ing. {rte_nume}                         </w:t>
+        <w:t xml:space="preserve">ing. {diriginte_nume}</w:t>
+        <w:tab/>
+        <w:t xml:space="preserve">ing.  {proiectant_reprezentant}</w:t>
+        <w:tab/>
+        <w:t xml:space="preserve">Ing. {constructor_reprezentant}</w:t>
+        <w:tab/>
+        <w:t xml:space="preserve">Ing. {rte_nume}</w:t>
       </w:r>
     </w:p>
     <w:bookmarkEnd w:id="11"/>
@@ -7635,6 +7655,11 @@
     </w:p>
     <w:p>
       <w:pPr>
+        <w:tabs>
+          <w:tab w:val="left" w:pos="2500"/>
+          <w:tab w:val="left" w:pos="5200"/>
+          <w:tab w:val="left" w:pos="7800"/>
+        </w:tabs>
         <w:spacing w:line="240" w:lineRule="auto"/>
         <w:ind w:left="-426"/>
         <w:rPr>
@@ -7651,13 +7676,22 @@
           <w:szCs w:val="20"/>
           <w:lang w:val="it-IT"/>
         </w:rPr>
-        <w:t xml:space="preserve">       DIRIGINTE ȘANTIER,</w:t>
+        <w:t xml:space="preserve">DIRIGINTE ȘANTIER,</w:t>
         <w:tab/>
-        <w:t xml:space="preserve">      PROIECTANT,                           CONSTRUCTOR            R.T.E.,</w:t>
-      </w:r>
-    </w:p>
-    <w:p>
-      <w:pPr>
+        <w:t xml:space="preserve">PROIECTANT,</w:t>
+        <w:tab/>
+        <w:t xml:space="preserve">CONSTRUCTOR</w:t>
+        <w:tab/>
+        <w:t xml:space="preserve">R.T.E.,</w:t>
+      </w:r>
+    </w:p>
+    <w:p>
+      <w:pPr>
+        <w:tabs>
+          <w:tab w:val="left" w:pos="2500"/>
+          <w:tab w:val="left" w:pos="5200"/>
+          <w:tab w:val="left" w:pos="7800"/>
+        </w:tabs>
         <w:spacing w:after="0" w:line="240" w:lineRule="auto"/>
         <w:ind w:left="-426"/>
         <w:rPr>
@@ -7674,7 +7708,13 @@
           <w:szCs w:val="20"/>
           <w:lang w:val="it-IT"/>
         </w:rPr>
-        <w:t xml:space="preserve">ing. {diriginte_nume}   ing.  {proiectant_reprezentant}                   Ing. {constructor_reprezentant}                    Ing. {rte_nume}                         </w:t>
+        <w:t xml:space="preserve">ing. {diriginte_nume}</w:t>
+        <w:tab/>
+        <w:t xml:space="preserve">ing.  {proiectant_reprezentant}</w:t>
+        <w:tab/>
+        <w:t xml:space="preserve">Ing. {constructor_reprezentant}</w:t>
+        <w:tab/>
+        <w:t xml:space="preserve">Ing. {rte_nume}</w:t>
       </w:r>
     </w:p>
     <w:p>

--- a/ing-assistant/templates/pv-cr.docx
+++ b/ing-assistant/templates/pv-cr.docx
@@ -3933,16 +3933,16 @@
     <w:p>
       <w:pPr>
         <w:tabs>
-          <w:tab w:val="left" w:pos="2500"/>
-          <w:tab w:val="left" w:pos="5200"/>
-          <w:tab w:val="left" w:pos="7800"/>
+          <w:tab w:val="left" w:pos="2100"/>
+          <w:tab w:val="left" w:pos="4100"/>
+          <w:tab w:val="left" w:pos="6000"/>
         </w:tabs>
         <w:spacing w:line="240" w:lineRule="auto"/>
         <w:ind w:left="-426"/>
         <w:rPr>
           <w:rFonts w:eastAsia="Calibri" w:cstheme="minorHAnsi"/>
-          <w:sz w:val="20"/>
-          <w:szCs w:val="20"/>
+          <w:sz w:val="18"/>
+          <w:szCs w:val="18"/>
           <w:lang w:val="it-IT"/>
         </w:rPr>
       </w:pPr>
@@ -3950,8 +3950,8 @@
       <w:r>
         <w:rPr>
           <w:rFonts w:cstheme="minorHAnsi"/>
-          <w:sz w:val="20"/>
-          <w:szCs w:val="20"/>
+          <w:sz w:val="18"/>
+          <w:szCs w:val="18"/>
           <w:lang w:val="it-IT"/>
         </w:rPr>
         <w:t xml:space="preserve">DIRIGINTE ȘANTIER,</w:t>
@@ -3966,24 +3966,24 @@
     <w:p>
       <w:pPr>
         <w:tabs>
-          <w:tab w:val="left" w:pos="2500"/>
-          <w:tab w:val="left" w:pos="5200"/>
-          <w:tab w:val="left" w:pos="7800"/>
+          <w:tab w:val="left" w:pos="2100"/>
+          <w:tab w:val="left" w:pos="4100"/>
+          <w:tab w:val="left" w:pos="6000"/>
         </w:tabs>
         <w:spacing w:after="0" w:line="240" w:lineRule="auto"/>
         <w:ind w:left="-426"/>
         <w:rPr>
           <w:rFonts w:cstheme="minorHAnsi"/>
-          <w:sz w:val="20"/>
-          <w:szCs w:val="20"/>
+          <w:sz w:val="18"/>
+          <w:szCs w:val="18"/>
           <w:lang w:val="it-IT"/>
         </w:rPr>
       </w:pPr>
       <w:r>
         <w:rPr>
           <w:rFonts w:cstheme="minorHAnsi"/>
-          <w:sz w:val="20"/>
-          <w:szCs w:val="20"/>
+          <w:sz w:val="18"/>
+          <w:szCs w:val="18"/>
           <w:lang w:val="it-IT"/>
         </w:rPr>
         <w:t xml:space="preserve">ing. {diriginte_nume}</w:t>
@@ -7656,24 +7656,24 @@
     <w:p>
       <w:pPr>
         <w:tabs>
-          <w:tab w:val="left" w:pos="2500"/>
-          <w:tab w:val="left" w:pos="5200"/>
-          <w:tab w:val="left" w:pos="7800"/>
+          <w:tab w:val="left" w:pos="2100"/>
+          <w:tab w:val="left" w:pos="4100"/>
+          <w:tab w:val="left" w:pos="6000"/>
         </w:tabs>
         <w:spacing w:line="240" w:lineRule="auto"/>
         <w:ind w:left="-426"/>
         <w:rPr>
           <w:rFonts w:eastAsia="Calibri" w:cstheme="minorHAnsi"/>
-          <w:sz w:val="20"/>
-          <w:szCs w:val="20"/>
+          <w:sz w:val="18"/>
+          <w:szCs w:val="18"/>
           <w:lang w:val="it-IT"/>
         </w:rPr>
       </w:pPr>
       <w:r>
         <w:rPr>
           <w:rFonts w:cstheme="minorHAnsi"/>
-          <w:sz w:val="20"/>
-          <w:szCs w:val="20"/>
+          <w:sz w:val="18"/>
+          <w:szCs w:val="18"/>
           <w:lang w:val="it-IT"/>
         </w:rPr>
         <w:t xml:space="preserve">DIRIGINTE ȘANTIER,</w:t>
@@ -7688,24 +7688,24 @@
     <w:p>
       <w:pPr>
         <w:tabs>
-          <w:tab w:val="left" w:pos="2500"/>
-          <w:tab w:val="left" w:pos="5200"/>
-          <w:tab w:val="left" w:pos="7800"/>
+          <w:tab w:val="left" w:pos="2100"/>
+          <w:tab w:val="left" w:pos="4100"/>
+          <w:tab w:val="left" w:pos="6000"/>
         </w:tabs>
         <w:spacing w:after="0" w:line="240" w:lineRule="auto"/>
         <w:ind w:left="-426"/>
         <w:rPr>
           <w:rFonts w:cstheme="minorHAnsi"/>
-          <w:sz w:val="20"/>
-          <w:szCs w:val="20"/>
+          <w:sz w:val="18"/>
+          <w:szCs w:val="18"/>
           <w:lang w:val="it-IT"/>
         </w:rPr>
       </w:pPr>
       <w:r>
         <w:rPr>
           <w:rFonts w:cstheme="minorHAnsi"/>
-          <w:sz w:val="20"/>
-          <w:szCs w:val="20"/>
+          <w:sz w:val="18"/>
+          <w:szCs w:val="18"/>
           <w:lang w:val="it-IT"/>
         </w:rPr>
         <w:t xml:space="preserve">ing. {diriginte_nume}</w:t>

--- a/ing-assistant/templates/pv-cr.docx
+++ b/ing-assistant/templates/pv-cr.docx
@@ -971,6 +971,7 @@
     </w:p>
     <w:p>
       <w:pPr>
+        <w:pageBreakBefore/>
         <w:tabs>
           <w:tab w:val="left" w:pos="2700"/>
         </w:tabs>
@@ -1585,6 +1586,7 @@
     </w:p>
     <w:p>
       <w:pPr>
+        <w:pageBreakBefore/>
         <w:spacing w:before="120" w:after="0" w:line="23" w:lineRule="atLeast"/>
         <w:ind w:left="1440" w:firstLine="720"/>
         <w:rPr>
@@ -2270,6 +2272,7 @@
     </w:p>
     <w:p>
       <w:pPr>
+        <w:pageBreakBefore/>
         <w:spacing w:before="120" w:after="0" w:line="23" w:lineRule="atLeast"/>
         <w:jc w:val="center"/>
         <w:rPr>
@@ -3104,6 +3107,7 @@
     </w:p>
     <w:p>
       <w:pPr>
+        <w:pageBreakBefore/>
         <w:spacing w:line="259" w:lineRule="auto"/>
         <w:jc w:val="center"/>
         <w:rPr>
@@ -4091,6 +4095,7 @@
     </w:p>
     <w:p>
       <w:pPr>
+        <w:pageBreakBefore/>
         <w:spacing w:before="120" w:after="0" w:line="23" w:lineRule="atLeast"/>
         <w:jc w:val="center"/>
         <w:rPr>
@@ -4797,6 +4802,7 @@
     </w:p>
     <w:p>
       <w:pPr>
+        <w:pageBreakBefore/>
         <w:tabs>
           <w:tab w:val="left" w:pos="2700"/>
         </w:tabs>
@@ -5453,6 +5459,7 @@
     </w:p>
     <w:p>
       <w:pPr>
+        <w:pageBreakBefore/>
         <w:spacing w:after="0" w:line="259" w:lineRule="auto"/>
         <w:jc w:val="center"/>
         <w:rPr>
@@ -6208,6 +6215,7 @@
     </w:p>
     <w:p>
       <w:pPr>
+        <w:pageBreakBefore/>
         <w:tabs>
           <w:tab w:val="left" w:pos="2700"/>
         </w:tabs>
@@ -6856,6 +6864,7 @@
     </w:p>
     <w:p>
       <w:pPr>
+        <w:pageBreakBefore/>
         <w:jc w:val="center"/>
         <w:rPr>
           <w:rFonts w:ascii="Calibri" w:eastAsia="Calibri" w:hAnsi="Calibri" w:cs="Arial"/>
@@ -7771,6 +7780,7 @@
     </w:p>
     <w:p>
       <w:pPr>
+        <w:pageBreakBefore/>
         <w:tabs>
           <w:tab w:val="left" w:pos="2700"/>
         </w:tabs>
@@ -8477,6 +8487,7 @@
     </w:p>
     <w:p>
       <w:pPr>
+        <w:pageBreakBefore/>
         <w:tabs>
           <w:tab w:val="left" w:pos="2700"/>
         </w:tabs>

--- a/ing-assistant/templates/pv-cr.docx
+++ b/ing-assistant/templates/pv-cr.docx
@@ -971,7 +971,8 @@
     </w:p>
     <w:p>
       <w:pPr>
-        <w:pageBreakBefore/>
+        <w:keepNext/>
+        <w:keepLines/>
         <w:tabs>
           <w:tab w:val="left" w:pos="2700"/>
         </w:tabs>
@@ -1586,7 +1587,8 @@
     </w:p>
     <w:p>
       <w:pPr>
-        <w:pageBreakBefore/>
+        <w:keepNext/>
+        <w:keepLines/>
         <w:spacing w:before="120" w:after="0" w:line="23" w:lineRule="atLeast"/>
         <w:ind w:left="1440" w:firstLine="720"/>
         <w:rPr>
@@ -2272,7 +2274,8 @@
     </w:p>
     <w:p>
       <w:pPr>
-        <w:pageBreakBefore/>
+        <w:keepNext/>
+        <w:keepLines/>
         <w:spacing w:before="120" w:after="0" w:line="23" w:lineRule="atLeast"/>
         <w:jc w:val="center"/>
         <w:rPr>
@@ -3107,7 +3110,8 @@
     </w:p>
     <w:p>
       <w:pPr>
-        <w:pageBreakBefore/>
+        <w:keepNext/>
+        <w:keepLines/>
         <w:spacing w:line="259" w:lineRule="auto"/>
         <w:jc w:val="center"/>
         <w:rPr>
@@ -3937,12 +3941,13 @@
     <w:p>
       <w:pPr>
         <w:tabs>
-          <w:tab w:val="left" w:pos="2100"/>
-          <w:tab w:val="left" w:pos="4100"/>
-          <w:tab w:val="left" w:pos="6000"/>
+          <w:tab w:val="center" w:pos="1353"/>
+          <w:tab w:val="center" w:pos="4060"/>
+          <w:tab w:val="center" w:pos="6766"/>
+          <w:tab w:val="center" w:pos="9473"/>
         </w:tabs>
         <w:spacing w:line="240" w:lineRule="auto"/>
-        <w:ind w:left="-426"/>
+        <w:ind w:left="-900" w:right="-900"/>
         <w:rPr>
           <w:rFonts w:eastAsia="Calibri" w:cstheme="minorHAnsi"/>
           <w:sz w:val="18"/>
@@ -3958,6 +3963,7 @@
           <w:szCs w:val="18"/>
           <w:lang w:val="it-IT"/>
         </w:rPr>
+        <w:tab/>
         <w:t xml:space="preserve">DIRIGINTE ȘANTIER,</w:t>
         <w:tab/>
         <w:t xml:space="preserve">PROIECTANT,</w:t>
@@ -3970,12 +3976,13 @@
     <w:p>
       <w:pPr>
         <w:tabs>
-          <w:tab w:val="left" w:pos="2100"/>
-          <w:tab w:val="left" w:pos="4100"/>
-          <w:tab w:val="left" w:pos="6000"/>
+          <w:tab w:val="center" w:pos="1353"/>
+          <w:tab w:val="center" w:pos="4060"/>
+          <w:tab w:val="center" w:pos="6766"/>
+          <w:tab w:val="center" w:pos="9473"/>
         </w:tabs>
         <w:spacing w:after="0" w:line="240" w:lineRule="auto"/>
-        <w:ind w:left="-426"/>
+        <w:ind w:left="-900" w:right="-900"/>
         <w:rPr>
           <w:rFonts w:cstheme="minorHAnsi"/>
           <w:sz w:val="18"/>
@@ -3990,6 +3997,7 @@
           <w:szCs w:val="18"/>
           <w:lang w:val="it-IT"/>
         </w:rPr>
+        <w:tab/>
         <w:t xml:space="preserve">ing. {diriginte_nume}</w:t>
         <w:tab/>
         <w:t xml:space="preserve">ing.  {proiectant_reprezentant}</w:t>
@@ -4095,7 +4103,8 @@
     </w:p>
     <w:p>
       <w:pPr>
-        <w:pageBreakBefore/>
+        <w:keepNext/>
+        <w:keepLines/>
         <w:spacing w:before="120" w:after="0" w:line="23" w:lineRule="atLeast"/>
         <w:jc w:val="center"/>
         <w:rPr>
@@ -4802,7 +4811,8 @@
     </w:p>
     <w:p>
       <w:pPr>
-        <w:pageBreakBefore/>
+        <w:keepNext/>
+        <w:keepLines/>
         <w:tabs>
           <w:tab w:val="left" w:pos="2700"/>
         </w:tabs>
@@ -5459,7 +5469,8 @@
     </w:p>
     <w:p>
       <w:pPr>
-        <w:pageBreakBefore/>
+        <w:keepNext/>
+        <w:keepLines/>
         <w:spacing w:after="0" w:line="259" w:lineRule="auto"/>
         <w:jc w:val="center"/>
         <w:rPr>
@@ -6215,7 +6226,8 @@
     </w:p>
     <w:p>
       <w:pPr>
-        <w:pageBreakBefore/>
+        <w:keepNext/>
+        <w:keepLines/>
         <w:tabs>
           <w:tab w:val="left" w:pos="2700"/>
         </w:tabs>
@@ -6864,7 +6876,8 @@
     </w:p>
     <w:p>
       <w:pPr>
-        <w:pageBreakBefore/>
+        <w:keepNext/>
+        <w:keepLines/>
         <w:jc w:val="center"/>
         <w:rPr>
           <w:rFonts w:ascii="Calibri" w:eastAsia="Calibri" w:hAnsi="Calibri" w:cs="Arial"/>
@@ -7665,12 +7678,13 @@
     <w:p>
       <w:pPr>
         <w:tabs>
-          <w:tab w:val="left" w:pos="2100"/>
-          <w:tab w:val="left" w:pos="4100"/>
-          <w:tab w:val="left" w:pos="6000"/>
+          <w:tab w:val="center" w:pos="1353"/>
+          <w:tab w:val="center" w:pos="4060"/>
+          <w:tab w:val="center" w:pos="6766"/>
+          <w:tab w:val="center" w:pos="9473"/>
         </w:tabs>
         <w:spacing w:line="240" w:lineRule="auto"/>
-        <w:ind w:left="-426"/>
+        <w:ind w:left="-900" w:right="-900"/>
         <w:rPr>
           <w:rFonts w:eastAsia="Calibri" w:cstheme="minorHAnsi"/>
           <w:sz w:val="18"/>
@@ -7685,6 +7699,7 @@
           <w:szCs w:val="18"/>
           <w:lang w:val="it-IT"/>
         </w:rPr>
+        <w:tab/>
         <w:t xml:space="preserve">DIRIGINTE ȘANTIER,</w:t>
         <w:tab/>
         <w:t xml:space="preserve">PROIECTANT,</w:t>
@@ -7697,12 +7712,13 @@
     <w:p>
       <w:pPr>
         <w:tabs>
-          <w:tab w:val="left" w:pos="2100"/>
-          <w:tab w:val="left" w:pos="4100"/>
-          <w:tab w:val="left" w:pos="6000"/>
+          <w:tab w:val="center" w:pos="1353"/>
+          <w:tab w:val="center" w:pos="4060"/>
+          <w:tab w:val="center" w:pos="6766"/>
+          <w:tab w:val="center" w:pos="9473"/>
         </w:tabs>
         <w:spacing w:after="0" w:line="240" w:lineRule="auto"/>
-        <w:ind w:left="-426"/>
+        <w:ind w:left="-900" w:right="-900"/>
         <w:rPr>
           <w:rFonts w:cstheme="minorHAnsi"/>
           <w:sz w:val="18"/>
@@ -7717,6 +7733,7 @@
           <w:szCs w:val="18"/>
           <w:lang w:val="it-IT"/>
         </w:rPr>
+        <w:tab/>
         <w:t xml:space="preserve">ing. {diriginte_nume}</w:t>
         <w:tab/>
         <w:t xml:space="preserve">ing.  {proiectant_reprezentant}</w:t>
@@ -7780,7 +7797,8 @@
     </w:p>
     <w:p>
       <w:pPr>
-        <w:pageBreakBefore/>
+        <w:keepNext/>
+        <w:keepLines/>
         <w:tabs>
           <w:tab w:val="left" w:pos="2700"/>
         </w:tabs>
@@ -8487,7 +8505,8 @@
     </w:p>
     <w:p>
       <w:pPr>
-        <w:pageBreakBefore/>
+        <w:keepNext/>
+        <w:keepLines/>
         <w:tabs>
           <w:tab w:val="left" w:pos="2700"/>
         </w:tabs>

--- a/ing-assistant/templates/pv-cr.docx
+++ b/ing-assistant/templates/pv-cr.docx
@@ -742,6 +742,7 @@
     </w:p>
     <w:p>
       <w:pPr>
+        <w:keepNext/>
         <w:tabs>
           <w:tab w:val="left" w:pos="1755"/>
           <w:tab w:val="center" w:pos="4680"/>
@@ -786,6 +787,7 @@
     </w:p>
     <w:p>
       <w:pPr>
+        <w:keepNext/>
         <w:tabs>
           <w:tab w:val="left" w:pos="1755"/>
           <w:tab w:val="center" w:pos="4680"/>
@@ -803,6 +805,7 @@
     </w:p>
     <w:p>
       <w:pPr>
+        <w:keepNext/>
         <w:tabs>
           <w:tab w:val="left" w:pos="7365"/>
         </w:tabs>
@@ -830,6 +833,7 @@
     </w:p>
     <w:p>
       <w:pPr>
+        <w:keepNext/>
         <w:tabs>
           <w:tab w:val="left" w:pos="1755"/>
           <w:tab w:val="center" w:pos="4680"/>
@@ -847,6 +851,7 @@
     </w:p>
     <w:p>
       <w:pPr>
+        <w:keepNext/>
         <w:tabs>
           <w:tab w:val="left" w:pos="7365"/>
         </w:tabs>
@@ -874,6 +879,7 @@
     </w:p>
     <w:p>
       <w:pPr>
+        <w:keepNext/>
         <w:spacing w:after="200" w:line="240" w:lineRule="auto"/>
         <w:rPr>
           <w:rFonts w:ascii="Arial" w:eastAsiaTheme="minorEastAsia" w:hAnsi="Arial" w:cs="Arial"/>
@@ -886,6 +892,7 @@
     </w:p>
     <w:p>
       <w:pPr>
+        <w:keepNext/>
         <w:tabs>
           <w:tab w:val="left" w:pos="7365"/>
         </w:tabs>
@@ -914,6 +921,7 @@
     <w:bookmarkEnd w:id="4"/>
     <w:p>
       <w:pPr>
+        <w:keepNext/>
         <w:spacing w:after="200" w:line="240" w:lineRule="auto"/>
         <w:rPr>
           <w:rFonts w:ascii="Arial" w:eastAsiaTheme="minorEastAsia" w:hAnsi="Arial" w:cs="Arial"/>
@@ -1340,6 +1348,7 @@
     </w:p>
     <w:p>
       <w:pPr>
+        <w:keepNext/>
         <w:tabs>
           <w:tab w:val="left" w:pos="1755"/>
           <w:tab w:val="center" w:pos="4680"/>
@@ -1382,6 +1391,7 @@
     </w:p>
     <w:p>
       <w:pPr>
+        <w:keepNext/>
         <w:tabs>
           <w:tab w:val="left" w:pos="1755"/>
           <w:tab w:val="center" w:pos="4680"/>
@@ -1399,6 +1409,7 @@
     </w:p>
     <w:p>
       <w:pPr>
+        <w:keepNext/>
         <w:tabs>
           <w:tab w:val="left" w:pos="7365"/>
         </w:tabs>
@@ -1426,6 +1437,7 @@
     </w:p>
     <w:p>
       <w:pPr>
+        <w:keepNext/>
         <w:tabs>
           <w:tab w:val="left" w:pos="1755"/>
           <w:tab w:val="center" w:pos="4680"/>
@@ -1443,6 +1455,7 @@
     </w:p>
     <w:p>
       <w:pPr>
+        <w:keepNext/>
         <w:tabs>
           <w:tab w:val="left" w:pos="7365"/>
         </w:tabs>
@@ -1470,6 +1483,7 @@
     </w:p>
     <w:p>
       <w:pPr>
+        <w:keepNext/>
         <w:spacing w:after="200" w:line="240" w:lineRule="auto"/>
         <w:rPr>
           <w:rFonts w:ascii="Arial" w:eastAsiaTheme="minorEastAsia" w:hAnsi="Arial" w:cs="Arial"/>
@@ -2066,6 +2080,7 @@
     </w:p>
     <w:p>
       <w:pPr>
+        <w:keepNext/>
         <w:tabs>
           <w:tab w:val="left" w:pos="1755"/>
           <w:tab w:val="center" w:pos="4680"/>
@@ -2108,6 +2123,7 @@
     </w:p>
     <w:p>
       <w:pPr>
+        <w:keepNext/>
         <w:tabs>
           <w:tab w:val="left" w:pos="1755"/>
           <w:tab w:val="center" w:pos="4680"/>
@@ -2125,6 +2141,7 @@
     </w:p>
     <w:p>
       <w:pPr>
+        <w:keepNext/>
         <w:tabs>
           <w:tab w:val="left" w:pos="7365"/>
         </w:tabs>
@@ -2152,6 +2169,7 @@
     </w:p>
     <w:p>
       <w:pPr>
+        <w:keepNext/>
         <w:tabs>
           <w:tab w:val="left" w:pos="1755"/>
           <w:tab w:val="center" w:pos="4680"/>
@@ -2169,6 +2187,7 @@
     </w:p>
     <w:p>
       <w:pPr>
+        <w:keepNext/>
         <w:tabs>
           <w:tab w:val="left" w:pos="7365"/>
         </w:tabs>
@@ -2196,6 +2215,7 @@
     </w:p>
     <w:p>
       <w:pPr>
+        <w:keepNext/>
         <w:spacing w:after="200" w:line="240" w:lineRule="auto"/>
         <w:rPr>
           <w:rFonts w:ascii="Arial" w:eastAsiaTheme="minorEastAsia" w:hAnsi="Arial" w:cs="Arial"/>
@@ -2860,6 +2880,7 @@
     </w:p>
     <w:p>
       <w:pPr>
+        <w:keepNext/>
         <w:tabs>
           <w:tab w:val="left" w:pos="1755"/>
           <w:tab w:val="center" w:pos="4680"/>
@@ -2902,6 +2923,7 @@
     </w:p>
     <w:p>
       <w:pPr>
+        <w:keepNext/>
         <w:tabs>
           <w:tab w:val="left" w:pos="1755"/>
           <w:tab w:val="center" w:pos="4680"/>
@@ -2919,6 +2941,7 @@
     </w:p>
     <w:p>
       <w:pPr>
+        <w:keepNext/>
         <w:tabs>
           <w:tab w:val="left" w:pos="7365"/>
         </w:tabs>
@@ -2946,6 +2969,7 @@
     </w:p>
     <w:p>
       <w:pPr>
+        <w:keepNext/>
         <w:tabs>
           <w:tab w:val="left" w:pos="1755"/>
           <w:tab w:val="center" w:pos="4680"/>
@@ -2963,6 +2987,7 @@
     </w:p>
     <w:p>
       <w:pPr>
+        <w:keepNext/>
         <w:tabs>
           <w:tab w:val="left" w:pos="7365"/>
         </w:tabs>
@@ -2990,6 +3015,7 @@
     </w:p>
     <w:p>
       <w:pPr>
+        <w:keepNext/>
         <w:spacing w:after="200" w:line="240" w:lineRule="auto"/>
         <w:rPr>
           <w:rFonts w:ascii="Arial" w:eastAsiaTheme="minorEastAsia" w:hAnsi="Arial" w:cs="Arial"/>
@@ -3002,6 +3028,7 @@
     </w:p>
     <w:p>
       <w:pPr>
+        <w:keepNext/>
         <w:tabs>
           <w:tab w:val="left" w:pos="7365"/>
         </w:tabs>
@@ -3029,6 +3056,7 @@
     </w:p>
     <w:p>
       <w:pPr>
+        <w:keepNext/>
         <w:spacing w:after="200" w:line="240" w:lineRule="auto"/>
         <w:rPr>
           <w:rFonts w:ascii="Arial" w:eastAsiaTheme="minorEastAsia" w:hAnsi="Arial" w:cs="Arial"/>
@@ -3885,6 +3913,7 @@
     </w:p>
     <w:p>
       <w:pPr>
+        <w:keepNext/>
         <w:spacing w:after="0" w:line="240" w:lineRule="auto"/>
         <w:jc w:val="center"/>
         <w:rPr>
@@ -3908,6 +3937,7 @@
     </w:p>
     <w:p>
       <w:pPr>
+        <w:keepNext/>
         <w:spacing w:after="0" w:line="240" w:lineRule="auto"/>
         <w:rPr>
           <w:rFonts w:eastAsia="Calibri" w:cstheme="minorHAnsi"/>
@@ -3940,6 +3970,7 @@
     </w:p>
     <w:p>
       <w:pPr>
+        <w:keepNext/>
         <w:tabs>
           <w:tab w:val="center" w:pos="1353"/>
           <w:tab w:val="center" w:pos="4060"/>
@@ -4553,6 +4584,7 @@
     </w:p>
     <w:p>
       <w:pPr>
+        <w:keepNext/>
         <w:tabs>
           <w:tab w:val="left" w:pos="1755"/>
           <w:tab w:val="center" w:pos="4680"/>
@@ -4595,6 +4627,7 @@
     </w:p>
     <w:p>
       <w:pPr>
+        <w:keepNext/>
         <w:tabs>
           <w:tab w:val="left" w:pos="1755"/>
           <w:tab w:val="center" w:pos="4680"/>
@@ -4612,6 +4645,7 @@
     </w:p>
     <w:p>
       <w:pPr>
+        <w:keepNext/>
         <w:tabs>
           <w:tab w:val="left" w:pos="7365"/>
         </w:tabs>
@@ -4639,6 +4673,7 @@
     </w:p>
     <w:p>
       <w:pPr>
+        <w:keepNext/>
         <w:tabs>
           <w:tab w:val="left" w:pos="1755"/>
           <w:tab w:val="center" w:pos="4680"/>
@@ -4656,6 +4691,7 @@
     </w:p>
     <w:p>
       <w:pPr>
+        <w:keepNext/>
         <w:tabs>
           <w:tab w:val="left" w:pos="7365"/>
         </w:tabs>
@@ -4683,6 +4719,7 @@
     </w:p>
     <w:p>
       <w:pPr>
+        <w:keepNext/>
         <w:spacing w:after="200" w:line="240" w:lineRule="auto"/>
         <w:rPr>
           <w:rFonts w:ascii="Arial" w:eastAsiaTheme="minorEastAsia" w:hAnsi="Arial" w:cs="Arial"/>
@@ -5248,6 +5285,7 @@
     </w:p>
     <w:p>
       <w:pPr>
+        <w:keepNext/>
         <w:tabs>
           <w:tab w:val="left" w:pos="1755"/>
           <w:tab w:val="center" w:pos="4680"/>
@@ -5278,6 +5316,7 @@
     </w:p>
     <w:p>
       <w:pPr>
+        <w:keepNext/>
         <w:tabs>
           <w:tab w:val="left" w:pos="1755"/>
           <w:tab w:val="center" w:pos="4680"/>
@@ -5295,6 +5334,7 @@
     </w:p>
     <w:p>
       <w:pPr>
+        <w:keepNext/>
         <w:tabs>
           <w:tab w:val="left" w:pos="7365"/>
         </w:tabs>
@@ -5322,6 +5362,7 @@
     </w:p>
     <w:p>
       <w:pPr>
+        <w:keepNext/>
         <w:tabs>
           <w:tab w:val="left" w:pos="1755"/>
           <w:tab w:val="center" w:pos="4680"/>
@@ -5339,6 +5380,7 @@
     </w:p>
     <w:p>
       <w:pPr>
+        <w:keepNext/>
         <w:tabs>
           <w:tab w:val="left" w:pos="7365"/>
         </w:tabs>
@@ -5366,6 +5408,7 @@
     </w:p>
     <w:p>
       <w:pPr>
+        <w:keepNext/>
         <w:spacing w:after="200" w:line="240" w:lineRule="auto"/>
         <w:rPr>
           <w:rFonts w:ascii="Arial" w:eastAsiaTheme="minorEastAsia" w:hAnsi="Arial" w:cs="Arial"/>
@@ -5998,6 +6041,7 @@
     </w:p>
     <w:p>
       <w:pPr>
+        <w:keepNext/>
         <w:tabs>
           <w:tab w:val="left" w:pos="1755"/>
           <w:tab w:val="center" w:pos="4680"/>
@@ -6028,6 +6072,7 @@
     </w:p>
     <w:p>
       <w:pPr>
+        <w:keepNext/>
         <w:tabs>
           <w:tab w:val="left" w:pos="1755"/>
           <w:tab w:val="center" w:pos="4680"/>
@@ -6045,6 +6090,7 @@
     </w:p>
     <w:p>
       <w:pPr>
+        <w:keepNext/>
         <w:tabs>
           <w:tab w:val="left" w:pos="7365"/>
         </w:tabs>
@@ -6072,6 +6118,7 @@
     </w:p>
     <w:p>
       <w:pPr>
+        <w:keepNext/>
         <w:tabs>
           <w:tab w:val="left" w:pos="1755"/>
           <w:tab w:val="center" w:pos="4680"/>
@@ -6089,6 +6136,7 @@
     </w:p>
     <w:p>
       <w:pPr>
+        <w:keepNext/>
         <w:tabs>
           <w:tab w:val="left" w:pos="7365"/>
         </w:tabs>
@@ -6116,6 +6164,7 @@
     </w:p>
     <w:p>
       <w:pPr>
+        <w:keepNext/>
         <w:spacing w:after="200" w:line="240" w:lineRule="auto"/>
         <w:rPr>
           <w:rFonts w:ascii="Arial" w:eastAsiaTheme="minorEastAsia" w:hAnsi="Arial" w:cs="Arial"/>
@@ -6627,6 +6676,7 @@
     </w:p>
     <w:p>
       <w:pPr>
+        <w:keepNext/>
         <w:tabs>
           <w:tab w:val="left" w:pos="1755"/>
           <w:tab w:val="center" w:pos="4680"/>
@@ -6669,6 +6719,7 @@
     </w:p>
     <w:p>
       <w:pPr>
+        <w:keepNext/>
         <w:tabs>
           <w:tab w:val="left" w:pos="1755"/>
           <w:tab w:val="center" w:pos="4680"/>
@@ -6686,6 +6737,7 @@
     </w:p>
     <w:p>
       <w:pPr>
+        <w:keepNext/>
         <w:tabs>
           <w:tab w:val="left" w:pos="7365"/>
         </w:tabs>
@@ -6713,6 +6765,7 @@
     </w:p>
     <w:p>
       <w:pPr>
+        <w:keepNext/>
         <w:tabs>
           <w:tab w:val="left" w:pos="1755"/>
           <w:tab w:val="center" w:pos="4680"/>
@@ -6730,6 +6783,7 @@
     </w:p>
     <w:p>
       <w:pPr>
+        <w:keepNext/>
         <w:tabs>
           <w:tab w:val="left" w:pos="7365"/>
         </w:tabs>
@@ -6757,6 +6811,7 @@
     </w:p>
     <w:p>
       <w:pPr>
+        <w:keepNext/>
         <w:spacing w:after="200" w:line="240" w:lineRule="auto"/>
         <w:rPr>
           <w:rFonts w:ascii="Arial" w:eastAsiaTheme="minorEastAsia" w:hAnsi="Arial" w:cs="Arial"/>
@@ -6769,6 +6824,7 @@
     </w:p>
     <w:p>
       <w:pPr>
+        <w:keepNext/>
         <w:tabs>
           <w:tab w:val="left" w:pos="7365"/>
         </w:tabs>
@@ -6796,6 +6852,7 @@
     </w:p>
     <w:p>
       <w:pPr>
+        <w:keepNext/>
         <w:spacing w:after="200" w:line="240" w:lineRule="auto"/>
         <w:rPr>
           <w:rFonts w:ascii="Arial" w:eastAsiaTheme="minorEastAsia" w:hAnsi="Arial" w:cs="Arial"/>
@@ -7622,6 +7679,7 @@
     </w:p>
     <w:p>
       <w:pPr>
+        <w:keepNext/>
         <w:spacing w:after="0" w:line="240" w:lineRule="auto"/>
         <w:jc w:val="center"/>
         <w:rPr>
@@ -7645,6 +7703,7 @@
     </w:p>
     <w:p>
       <w:pPr>
+        <w:keepNext/>
         <w:spacing w:after="0" w:line="240" w:lineRule="auto"/>
         <w:rPr>
           <w:rFonts w:eastAsia="Calibri" w:cstheme="minorHAnsi"/>
@@ -7677,6 +7736,7 @@
     </w:p>
     <w:p>
       <w:pPr>
+        <w:keepNext/>
         <w:tabs>
           <w:tab w:val="center" w:pos="1353"/>
           <w:tab w:val="center" w:pos="4060"/>
@@ -8259,6 +8319,7 @@
     </w:p>
     <w:p>
       <w:pPr>
+        <w:keepNext/>
         <w:tabs>
           <w:tab w:val="left" w:pos="1755"/>
           <w:tab w:val="center" w:pos="4680"/>
@@ -8298,6 +8359,7 @@
     </w:p>
     <w:p>
       <w:pPr>
+        <w:keepNext/>
         <w:tabs>
           <w:tab w:val="left" w:pos="1755"/>
           <w:tab w:val="center" w:pos="4680"/>
@@ -8315,6 +8377,7 @@
     </w:p>
     <w:p>
       <w:pPr>
+        <w:keepNext/>
         <w:tabs>
           <w:tab w:val="left" w:pos="7365"/>
         </w:tabs>
@@ -8342,6 +8405,7 @@
     </w:p>
     <w:p>
       <w:pPr>
+        <w:keepNext/>
         <w:tabs>
           <w:tab w:val="left" w:pos="1755"/>
           <w:tab w:val="center" w:pos="4680"/>
@@ -8359,6 +8423,7 @@
     </w:p>
     <w:p>
       <w:pPr>
+        <w:keepNext/>
         <w:tabs>
           <w:tab w:val="left" w:pos="7365"/>
         </w:tabs>
@@ -8386,6 +8451,7 @@
     </w:p>
     <w:p>
       <w:pPr>
+        <w:keepNext/>
         <w:spacing w:after="200" w:line="240" w:lineRule="auto"/>
         <w:rPr>
           <w:rFonts w:ascii="Arial" w:eastAsiaTheme="minorEastAsia" w:hAnsi="Arial" w:cs="Arial"/>
@@ -9029,6 +9095,7 @@
     </w:p>
     <w:p>
       <w:pPr>
+        <w:keepNext/>
         <w:tabs>
           <w:tab w:val="left" w:pos="1755"/>
           <w:tab w:val="center" w:pos="4680"/>
@@ -9071,6 +9138,7 @@
     </w:p>
     <w:p>
       <w:pPr>
+        <w:keepNext/>
         <w:tabs>
           <w:tab w:val="left" w:pos="1755"/>
           <w:tab w:val="center" w:pos="4680"/>
@@ -9088,6 +9156,7 @@
     </w:p>
     <w:p>
       <w:pPr>
+        <w:keepNext/>
         <w:tabs>
           <w:tab w:val="left" w:pos="7365"/>
         </w:tabs>
@@ -9115,6 +9184,7 @@
     </w:p>
     <w:p>
       <w:pPr>
+        <w:keepNext/>
         <w:tabs>
           <w:tab w:val="left" w:pos="1755"/>
           <w:tab w:val="center" w:pos="4680"/>
@@ -9132,6 +9202,7 @@
     </w:p>
     <w:p>
       <w:pPr>
+        <w:keepNext/>
         <w:tabs>
           <w:tab w:val="left" w:pos="7365"/>
         </w:tabs>
@@ -9159,6 +9230,7 @@
     </w:p>
     <w:p>
       <w:pPr>
+        <w:keepNext/>
         <w:spacing w:after="200" w:line="240" w:lineRule="auto"/>
         <w:rPr>
           <w:rFonts w:ascii="Arial" w:eastAsiaTheme="minorEastAsia" w:hAnsi="Arial" w:cs="Arial"/>
@@ -9171,6 +9243,7 @@
     </w:p>
     <w:p>
       <w:pPr>
+        <w:keepNext/>
         <w:tabs>
           <w:tab w:val="left" w:pos="7365"/>
         </w:tabs>
@@ -9198,6 +9271,7 @@
     </w:p>
     <w:p>
       <w:pPr>
+        <w:keepNext/>
         <w:spacing w:after="200" w:line="240" w:lineRule="auto"/>
         <w:rPr>
           <w:rFonts w:ascii="Arial" w:eastAsiaTheme="minorEastAsia" w:hAnsi="Arial" w:cs="Arial"/>

--- a/ing-assistant/templates/pv-cr.docx
+++ b/ing-assistant/templates/pv-cr.docx
@@ -981,6 +981,7 @@
       <w:pPr>
         <w:keepNext/>
         <w:keepLines/>
+        <w:pageBreakBefore/>
         <w:tabs>
           <w:tab w:val="left" w:pos="2700"/>
         </w:tabs>
@@ -1603,6 +1604,7 @@
       <w:pPr>
         <w:keepNext/>
         <w:keepLines/>
+        <w:pageBreakBefore/>
         <w:spacing w:before="120" w:after="0" w:line="23" w:lineRule="atLeast"/>
         <w:ind w:left="1440" w:firstLine="720"/>
         <w:rPr>
@@ -2296,6 +2298,7 @@
       <w:pPr>
         <w:keepNext/>
         <w:keepLines/>
+        <w:pageBreakBefore/>
         <w:spacing w:before="120" w:after="0" w:line="23" w:lineRule="atLeast"/>
         <w:jc w:val="center"/>
         <w:rPr>
@@ -3140,6 +3143,7 @@
       <w:pPr>
         <w:keepNext/>
         <w:keepLines/>
+        <w:pageBreakBefore/>
         <w:spacing w:line="259" w:lineRule="auto"/>
         <w:jc w:val="center"/>
         <w:rPr>
@@ -4136,6 +4140,7 @@
       <w:pPr>
         <w:keepNext/>
         <w:keepLines/>
+        <w:pageBreakBefore/>
         <w:spacing w:before="120" w:after="0" w:line="23" w:lineRule="atLeast"/>
         <w:jc w:val="center"/>
         <w:rPr>
@@ -4850,6 +4855,7 @@
       <w:pPr>
         <w:keepNext/>
         <w:keepLines/>
+        <w:pageBreakBefore/>
         <w:tabs>
           <w:tab w:val="left" w:pos="2700"/>
         </w:tabs>
@@ -5514,6 +5520,7 @@
       <w:pPr>
         <w:keepNext/>
         <w:keepLines/>
+        <w:pageBreakBefore/>
         <w:spacing w:after="0" w:line="259" w:lineRule="auto"/>
         <w:jc w:val="center"/>
         <w:rPr>
@@ -6277,6 +6284,7 @@
       <w:pPr>
         <w:keepNext/>
         <w:keepLines/>
+        <w:pageBreakBefore/>
         <w:tabs>
           <w:tab w:val="left" w:pos="2700"/>
         </w:tabs>
@@ -6935,6 +6943,7 @@
       <w:pPr>
         <w:keepNext/>
         <w:keepLines/>
+        <w:pageBreakBefore/>
         <w:jc w:val="center"/>
         <w:rPr>
           <w:rFonts w:ascii="Calibri" w:eastAsia="Calibri" w:hAnsi="Calibri" w:cs="Arial"/>
@@ -7859,6 +7868,7 @@
       <w:pPr>
         <w:keepNext/>
         <w:keepLines/>
+        <w:pageBreakBefore/>
         <w:tabs>
           <w:tab w:val="left" w:pos="2700"/>
         </w:tabs>
@@ -8573,6 +8583,7 @@
       <w:pPr>
         <w:keepNext/>
         <w:keepLines/>
+        <w:pageBreakBefore/>
         <w:tabs>
           <w:tab w:val="left" w:pos="2700"/>
         </w:tabs>

--- a/ing-assistant/templates/pv-cr.docx
+++ b/ing-assistant/templates/pv-cr.docx
@@ -963,24 +963,6 @@
     <w:bookmarkEnd w:id="5"/>
     <w:p>
       <w:pPr>
-        <w:tabs>
-          <w:tab w:val="left" w:pos="2700"/>
-        </w:tabs>
-        <w:spacing w:line="240" w:lineRule="auto"/>
-        <w:ind w:left="360"/>
-        <w:jc w:val="center"/>
-        <w:rPr>
-          <w:rFonts w:ascii="Arial" w:hAnsi="Arial" w:cs="Arial"/>
-          <w:b/>
-          <w:sz w:val="22"/>
-          <w:szCs w:val="22"/>
-        </w:rPr>
-      </w:pPr>
-    </w:p>
-    <w:p>
-      <w:pPr>
-        <w:keepNext/>
-        <w:keepLines/>
         <w:pageBreakBefore/>
         <w:tabs>
           <w:tab w:val="left" w:pos="2700"/>
@@ -995,6 +977,23 @@
           <w:szCs w:val="22"/>
         </w:rPr>
       </w:pPr>
+    </w:p>
+    <w:p>
+      <w:pPr>
+        <w:keepLines/>
+        <w:tabs>
+          <w:tab w:val="left" w:pos="2700"/>
+        </w:tabs>
+        <w:spacing w:line="240" w:lineRule="auto"/>
+        <w:ind w:left="360"/>
+        <w:jc w:val="center"/>
+        <w:rPr>
+          <w:rFonts w:ascii="Arial" w:hAnsi="Arial" w:cs="Arial"/>
+          <w:b/>
+          <w:sz w:val="22"/>
+          <w:szCs w:val="22"/>
+        </w:rPr>
+      </w:pPr>
       <w:r>
         <w:rPr>
           <w:rFonts w:ascii="Arial" w:hAnsi="Arial" w:cs="Arial"/>
@@ -1524,6 +1523,7 @@
     </w:p>
     <w:p>
       <w:pPr>
+        <w:pageBreakBefore/>
         <w:spacing w:after="200" w:line="240" w:lineRule="auto"/>
         <w:rPr>
           <w:rFonts w:ascii="Arial" w:eastAsiaTheme="minorEastAsia" w:hAnsi="Arial" w:cs="Arial"/>
@@ -1602,9 +1602,7 @@
     </w:p>
     <w:p>
       <w:pPr>
-        <w:keepNext/>
         <w:keepLines/>
-        <w:pageBreakBefore/>
         <w:spacing w:before="120" w:after="0" w:line="23" w:lineRule="atLeast"/>
         <w:ind w:left="1440" w:firstLine="720"/>
         <w:rPr>
@@ -2257,6 +2255,7 @@
     </w:p>
     <w:p>
       <w:pPr>
+        <w:pageBreakBefore/>
         <w:spacing w:after="200" w:line="240" w:lineRule="auto"/>
         <w:rPr>
           <w:rFonts w:ascii="Arial" w:eastAsiaTheme="minorEastAsia" w:hAnsi="Arial" w:cs="Arial"/>
@@ -2296,9 +2295,7 @@
     </w:p>
     <w:p>
       <w:pPr>
-        <w:keepNext/>
         <w:keepLines/>
-        <w:pageBreakBefore/>
         <w:spacing w:before="120" w:after="0" w:line="23" w:lineRule="atLeast"/>
         <w:jc w:val="center"/>
         <w:rPr>
@@ -3100,6 +3097,7 @@
     </w:p>
     <w:p>
       <w:pPr>
+        <w:pageBreakBefore/>
         <w:spacing w:line="259" w:lineRule="auto"/>
         <w:rPr>
           <w:rFonts w:cs="Arial"/>
@@ -3141,9 +3139,7 @@
     </w:p>
     <w:p>
       <w:pPr>
-        <w:keepNext/>
         <w:keepLines/>
-        <w:pageBreakBefore/>
         <w:spacing w:line="259" w:lineRule="auto"/>
         <w:jc w:val="center"/>
         <w:rPr>
@@ -3976,13 +3972,13 @@
       <w:pPr>
         <w:keepNext/>
         <w:tabs>
-          <w:tab w:val="center" w:pos="1353"/>
-          <w:tab w:val="center" w:pos="4060"/>
-          <w:tab w:val="center" w:pos="6766"/>
-          <w:tab w:val="center" w:pos="9473"/>
+          <w:tab w:val="center" w:pos="1478"/>
+          <w:tab w:val="center" w:pos="4435"/>
+          <w:tab w:val="center" w:pos="7391"/>
+          <w:tab w:val="center" w:pos="10348"/>
         </w:tabs>
         <w:spacing w:line="240" w:lineRule="auto"/>
-        <w:ind w:left="-900" w:right="-900"/>
+        <w:ind w:left="-1400" w:right="-1400"/>
         <w:rPr>
           <w:rFonts w:eastAsia="Calibri" w:cstheme="minorHAnsi"/>
           <w:sz w:val="18"/>
@@ -4011,25 +4007,25 @@
     <w:p>
       <w:pPr>
         <w:tabs>
-          <w:tab w:val="center" w:pos="1353"/>
-          <w:tab w:val="center" w:pos="4060"/>
-          <w:tab w:val="center" w:pos="6766"/>
-          <w:tab w:val="center" w:pos="9473"/>
+          <w:tab w:val="center" w:pos="1478"/>
+          <w:tab w:val="center" w:pos="4435"/>
+          <w:tab w:val="center" w:pos="7391"/>
+          <w:tab w:val="center" w:pos="10348"/>
         </w:tabs>
         <w:spacing w:after="0" w:line="240" w:lineRule="auto"/>
-        <w:ind w:left="-900" w:right="-900"/>
+        <w:ind w:left="-1400" w:right="-1400"/>
         <w:rPr>
           <w:rFonts w:cstheme="minorHAnsi"/>
-          <w:sz w:val="18"/>
-          <w:szCs w:val="18"/>
+          <w:sz w:val="14"/>
+          <w:szCs w:val="14"/>
           <w:lang w:val="it-IT"/>
         </w:rPr>
       </w:pPr>
       <w:r>
         <w:rPr>
           <w:rFonts w:cstheme="minorHAnsi"/>
-          <w:sz w:val="18"/>
-          <w:szCs w:val="18"/>
+          <w:sz w:val="14"/>
+          <w:szCs w:val="14"/>
           <w:lang w:val="it-IT"/>
         </w:rPr>
         <w:tab/>
@@ -4045,6 +4041,7 @@
     <w:bookmarkEnd w:id="11"/>
     <w:p>
       <w:pPr>
+        <w:pageBreakBefore/>
         <w:tabs>
           <w:tab w:val="left" w:pos="1755"/>
           <w:tab w:val="center" w:pos="4680"/>
@@ -4138,9 +4135,7 @@
     </w:p>
     <w:p>
       <w:pPr>
-        <w:keepNext/>
         <w:keepLines/>
-        <w:pageBreakBefore/>
         <w:spacing w:before="120" w:after="0" w:line="23" w:lineRule="atLeast"/>
         <w:jc w:val="center"/>
         <w:rPr>
@@ -4764,6 +4759,7 @@
     </w:p>
     <w:p>
       <w:pPr>
+        <w:pageBreakBefore/>
         <w:spacing w:after="200" w:line="240" w:lineRule="auto"/>
         <w:rPr>
           <w:rFonts w:ascii="Arial" w:eastAsiaTheme="minorEastAsia" w:hAnsi="Arial" w:cs="Arial"/>
@@ -4853,9 +4849,7 @@
     </w:p>
     <w:p>
       <w:pPr>
-        <w:keepNext/>
         <w:keepLines/>
-        <w:pageBreakBefore/>
         <w:tabs>
           <w:tab w:val="left" w:pos="2700"/>
         </w:tabs>
@@ -5454,6 +5448,7 @@
     </w:p>
     <w:p>
       <w:pPr>
+        <w:pageBreakBefore/>
         <w:spacing w:after="200" w:line="240" w:lineRule="auto"/>
         <w:rPr>
           <w:rFonts w:ascii="Arial" w:eastAsiaTheme="minorEastAsia" w:hAnsi="Arial" w:cs="Arial"/>
@@ -5518,9 +5513,7 @@
     </w:p>
     <w:p>
       <w:pPr>
-        <w:keepNext/>
         <w:keepLines/>
-        <w:pageBreakBefore/>
         <w:spacing w:after="0" w:line="259" w:lineRule="auto"/>
         <w:jc w:val="center"/>
         <w:rPr>
@@ -6211,6 +6204,7 @@
     </w:p>
     <w:p>
       <w:pPr>
+        <w:pageBreakBefore/>
         <w:tabs>
           <w:tab w:val="left" w:pos="2700"/>
         </w:tabs>
@@ -6282,9 +6276,7 @@
     </w:p>
     <w:p>
       <w:pPr>
-        <w:keepNext/>
         <w:keepLines/>
-        <w:pageBreakBefore/>
         <w:tabs>
           <w:tab w:val="left" w:pos="2700"/>
         </w:tabs>
@@ -6901,6 +6893,7 @@
     </w:p>
     <w:p>
       <w:pPr>
+        <w:pageBreakBefore/>
         <w:jc w:val="center"/>
         <w:rPr>
           <w:rFonts w:cs="Arial"/>
@@ -6941,9 +6934,7 @@
     </w:p>
     <w:p>
       <w:pPr>
-        <w:keepNext/>
         <w:keepLines/>
-        <w:pageBreakBefore/>
         <w:jc w:val="center"/>
         <w:rPr>
           <w:rFonts w:ascii="Calibri" w:eastAsia="Calibri" w:hAnsi="Calibri" w:cs="Arial"/>
@@ -7747,13 +7738,13 @@
       <w:pPr>
         <w:keepNext/>
         <w:tabs>
-          <w:tab w:val="center" w:pos="1353"/>
-          <w:tab w:val="center" w:pos="4060"/>
-          <w:tab w:val="center" w:pos="6766"/>
-          <w:tab w:val="center" w:pos="9473"/>
+          <w:tab w:val="center" w:pos="1478"/>
+          <w:tab w:val="center" w:pos="4435"/>
+          <w:tab w:val="center" w:pos="7391"/>
+          <w:tab w:val="center" w:pos="10348"/>
         </w:tabs>
         <w:spacing w:line="240" w:lineRule="auto"/>
-        <w:ind w:left="-900" w:right="-900"/>
+        <w:ind w:left="-1400" w:right="-1400"/>
         <w:rPr>
           <w:rFonts w:eastAsia="Calibri" w:cstheme="minorHAnsi"/>
           <w:sz w:val="18"/>
@@ -7781,25 +7772,25 @@
     <w:p>
       <w:pPr>
         <w:tabs>
-          <w:tab w:val="center" w:pos="1353"/>
-          <w:tab w:val="center" w:pos="4060"/>
-          <w:tab w:val="center" w:pos="6766"/>
-          <w:tab w:val="center" w:pos="9473"/>
+          <w:tab w:val="center" w:pos="1478"/>
+          <w:tab w:val="center" w:pos="4435"/>
+          <w:tab w:val="center" w:pos="7391"/>
+          <w:tab w:val="center" w:pos="10348"/>
         </w:tabs>
         <w:spacing w:after="0" w:line="240" w:lineRule="auto"/>
-        <w:ind w:left="-900" w:right="-900"/>
+        <w:ind w:left="-1400" w:right="-1400"/>
         <w:rPr>
           <w:rFonts w:cstheme="minorHAnsi"/>
-          <w:sz w:val="18"/>
-          <w:szCs w:val="18"/>
+          <w:sz w:val="14"/>
+          <w:szCs w:val="14"/>
           <w:lang w:val="it-IT"/>
         </w:rPr>
       </w:pPr>
       <w:r>
         <w:rPr>
           <w:rFonts w:cstheme="minorHAnsi"/>
-          <w:sz w:val="18"/>
-          <w:szCs w:val="18"/>
+          <w:sz w:val="14"/>
+          <w:szCs w:val="14"/>
           <w:lang w:val="it-IT"/>
         </w:rPr>
         <w:tab/>
@@ -7814,6 +7805,7 @@
     </w:p>
     <w:p>
       <w:pPr>
+        <w:pageBreakBefore/>
         <w:spacing w:line="259" w:lineRule="auto"/>
         <w:rPr>
           <w:rFonts w:ascii="Arial" w:eastAsia="Calibri" w:hAnsi="Arial" w:cs="Arial"/>
@@ -7866,9 +7858,7 @@
     </w:p>
     <w:p>
       <w:pPr>
-        <w:keepNext/>
         <w:keepLines/>
-        <w:pageBreakBefore/>
         <w:tabs>
           <w:tab w:val="left" w:pos="2700"/>
         </w:tabs>
@@ -8501,6 +8491,7 @@
     </w:p>
     <w:p>
       <w:pPr>
+        <w:pageBreakBefore/>
         <w:spacing w:after="200" w:line="240" w:lineRule="auto"/>
         <w:rPr>
           <w:rFonts w:ascii="Arial" w:eastAsiaTheme="minorEastAsia" w:hAnsi="Arial" w:cs="Arial"/>
@@ -8581,9 +8572,7 @@
     </w:p>
     <w:p>
       <w:pPr>
-        <w:keepNext/>
         <w:keepLines/>
-        <w:pageBreakBefore/>
         <w:tabs>
           <w:tab w:val="left" w:pos="2700"/>
         </w:tabs>

--- a/ing-assistant/templates/pv-cr.docx
+++ b/ing-assistant/templates/pv-cr.docx
@@ -3986,7 +3986,6 @@
           <w:lang w:val="it-IT"/>
         </w:rPr>
       </w:pPr>
-      <w:bookmarkStart w:id="11" w:name="_Hlk200446815"/>
       <w:r>
         <w:rPr>
           <w:rFonts w:cstheme="minorHAnsi"/>
@@ -3994,14 +3993,11 @@
           <w:szCs w:val="18"/>
           <w:lang w:val="it-IT"/>
         </w:rPr>
+        <w:t xml:space="preserve">                                     DIRIGINTE ȘANTIER,                              PROIECTANT,</w:t>
         <w:tab/>
-        <w:t xml:space="preserve">DIRIGINTE ȘANTIER,</w:t>
+        <w:t xml:space="preserve">                                              CONSTRUCTOR</w:t>
         <w:tab/>
-        <w:t xml:space="preserve">PROIECTANT,</w:t>
-        <w:tab/>
-        <w:t xml:space="preserve">CONSTRUCTOR</w:t>
-        <w:tab/>
-        <w:t xml:space="preserve">R.T.E.,</w:t>
+        <w:t xml:space="preserve">                                     R.T.E.,</w:t>
       </w:r>
     </w:p>
     <w:p>
@@ -4028,12 +4024,21 @@
           <w:szCs w:val="14"/>
           <w:lang w:val="it-IT"/>
         </w:rPr>
-        <w:tab/>
+        <w:t xml:space="preserve">                                                 </w:t>
+      </w:r>
+      <w:r>
+        <w:rPr>
+          <w:rFonts w:cstheme="minorHAnsi"/>
+          <w:sz w:val="18"/>
+          <w:szCs w:val="18"/>
+          <w:lang w:val="it-IT"/>
+        </w:rPr>
         <w:t xml:space="preserve">ing. {diriginte_nume}</w:t>
-        <w:tab/>
+        <w:t xml:space="preserve">                        </w:t>
         <w:t xml:space="preserve">ing.  {proiectant_reprezentant}</w:t>
-        <w:tab/>
+        <w:t xml:space="preserve">                                      </w:t>
         <w:t xml:space="preserve">Ing. {constructor_reprezentant}</w:t>
+        <w:t xml:space="preserve">              </w:t>
         <w:tab/>
         <w:t xml:space="preserve">Ing. {rte_nume}</w:t>
       </w:r>
@@ -7759,14 +7764,11 @@
           <w:szCs w:val="18"/>
           <w:lang w:val="it-IT"/>
         </w:rPr>
+        <w:t xml:space="preserve">                                     DIRIGINTE ȘANTIER,                              PROIECTANT,</w:t>
         <w:tab/>
-        <w:t xml:space="preserve">DIRIGINTE ȘANTIER,</w:t>
+        <w:t xml:space="preserve">                                              CONSTRUCTOR</w:t>
         <w:tab/>
-        <w:t xml:space="preserve">PROIECTANT,</w:t>
-        <w:tab/>
-        <w:t xml:space="preserve">CONSTRUCTOR</w:t>
-        <w:tab/>
-        <w:t xml:space="preserve">R.T.E.,</w:t>
+        <w:t xml:space="preserve">                                     R.T.E.,</w:t>
       </w:r>
     </w:p>
     <w:p>
@@ -7793,12 +7795,21 @@
           <w:szCs w:val="14"/>
           <w:lang w:val="it-IT"/>
         </w:rPr>
-        <w:tab/>
+        <w:t xml:space="preserve">                                                 </w:t>
+      </w:r>
+      <w:r>
+        <w:rPr>
+          <w:rFonts w:cstheme="minorHAnsi"/>
+          <w:sz w:val="18"/>
+          <w:szCs w:val="18"/>
+          <w:lang w:val="it-IT"/>
+        </w:rPr>
         <w:t xml:space="preserve">ing. {diriginte_nume}</w:t>
-        <w:tab/>
+        <w:t xml:space="preserve">                        </w:t>
         <w:t xml:space="preserve">ing.  {proiectant_reprezentant}</w:t>
-        <w:tab/>
+        <w:t xml:space="preserve">                                      </w:t>
         <w:t xml:space="preserve">Ing. {constructor_reprezentant}</w:t>
+        <w:t xml:space="preserve">              </w:t>
         <w:tab/>
         <w:t xml:space="preserve">Ing. {rte_nume}</w:t>
       </w:r>

--- a/ing-assistant/templates/pv-cr.docx
+++ b/ing-assistant/templates/pv-cr.docx
@@ -1523,7 +1523,6 @@
     </w:p>
     <w:p>
       <w:pPr>
-        <w:pageBreakBefore/>
         <w:spacing w:after="200" w:line="240" w:lineRule="auto"/>
         <w:rPr>
           <w:rFonts w:ascii="Arial" w:eastAsiaTheme="minorEastAsia" w:hAnsi="Arial" w:cs="Arial"/>
@@ -3972,60 +3971,54 @@
       <w:pPr>
         <w:keepNext/>
         <w:tabs>
-          <w:tab w:val="center" w:pos="1478"/>
-          <w:tab w:val="center" w:pos="4435"/>
-          <w:tab w:val="center" w:pos="7391"/>
-          <w:tab w:val="center" w:pos="10348"/>
+          <w:tab w:val="left" w:pos="100"/>
+          <w:tab w:val="left" w:pos="2100"/>
+          <w:tab w:val="left" w:pos="4300"/>
+          <w:tab w:val="left" w:pos="6100"/>
         </w:tabs>
         <w:spacing w:line="240" w:lineRule="auto"/>
         <w:ind w:left="-1400" w:right="-1400"/>
         <w:rPr>
-          <w:rFonts w:eastAsia="Calibri" w:cstheme="minorHAnsi"/>
-          <w:sz w:val="18"/>
-          <w:szCs w:val="18"/>
-          <w:lang w:val="it-IT"/>
-        </w:rPr>
-      </w:pPr>
-      <w:r>
-        <w:rPr>
           <w:rFonts w:cstheme="minorHAnsi"/>
           <w:sz w:val="18"/>
           <w:szCs w:val="18"/>
           <w:lang w:val="it-IT"/>
         </w:rPr>
-        <w:t xml:space="preserve">                                     DIRIGINTE ȘANTIER,                              PROIECTANT,</w:t>
+      </w:pPr>
+      <w:r>
+        <w:rPr>
+          <w:rFonts w:cstheme="minorHAnsi"/>
+          <w:sz w:val="18"/>
+          <w:szCs w:val="18"/>
+          <w:lang w:val="it-IT"/>
+        </w:rPr>
         <w:tab/>
-        <w:t xml:space="preserve">                                              CONSTRUCTOR</w:t>
+        <w:t xml:space="preserve">DIRIGINTE ȘANTIER,</w:t>
         <w:tab/>
-        <w:t xml:space="preserve">                                     R.T.E.,</w:t>
+        <w:t xml:space="preserve">PROIECTANT,</w:t>
+        <w:tab/>
+        <w:t xml:space="preserve">CONSTRUCTOR</w:t>
+        <w:tab/>
+        <w:t xml:space="preserve">R.T.E.,</w:t>
       </w:r>
     </w:p>
     <w:p>
       <w:pPr>
         <w:tabs>
-          <w:tab w:val="center" w:pos="1478"/>
-          <w:tab w:val="center" w:pos="4435"/>
-          <w:tab w:val="center" w:pos="7391"/>
-          <w:tab w:val="center" w:pos="10348"/>
+          <w:tab w:val="left" w:pos="100"/>
+          <w:tab w:val="left" w:pos="2100"/>
+          <w:tab w:val="left" w:pos="4300"/>
+          <w:tab w:val="left" w:pos="6100"/>
         </w:tabs>
         <w:spacing w:after="0" w:line="240" w:lineRule="auto"/>
         <w:ind w:left="-1400" w:right="-1400"/>
         <w:rPr>
           <w:rFonts w:cstheme="minorHAnsi"/>
-          <w:sz w:val="14"/>
-          <w:szCs w:val="14"/>
-          <w:lang w:val="it-IT"/>
-        </w:rPr>
-      </w:pPr>
-      <w:r>
-        <w:rPr>
-          <w:rFonts w:cstheme="minorHAnsi"/>
-          <w:sz w:val="14"/>
-          <w:szCs w:val="14"/>
-          <w:lang w:val="it-IT"/>
-        </w:rPr>
-        <w:t xml:space="preserve">                                                 </w:t>
-      </w:r>
+          <w:sz w:val="18"/>
+          <w:szCs w:val="18"/>
+          <w:lang w:val="it-IT"/>
+        </w:rPr>
+      </w:pPr>
       <w:r>
         <w:rPr>
           <w:rFonts w:cstheme="minorHAnsi"/>
@@ -4033,12 +4026,12 @@
           <w:szCs w:val="18"/>
           <w:lang w:val="it-IT"/>
         </w:rPr>
+        <w:tab/>
         <w:t xml:space="preserve">ing. {diriginte_nume}</w:t>
-        <w:t xml:space="preserve">                        </w:t>
+        <w:tab/>
         <w:t xml:space="preserve">ing.  {proiectant_reprezentant}</w:t>
-        <w:t xml:space="preserve">                                      </w:t>
+        <w:tab/>
         <w:t xml:space="preserve">Ing. {constructor_reprezentant}</w:t>
-        <w:t xml:space="preserve">              </w:t>
         <w:tab/>
         <w:t xml:space="preserve">Ing. {rte_nume}</w:t>
       </w:r>
@@ -6209,7 +6202,6 @@
     </w:p>
     <w:p>
       <w:pPr>
-        <w:pageBreakBefore/>
         <w:tabs>
           <w:tab w:val="left" w:pos="2700"/>
         </w:tabs>
@@ -7743,60 +7735,54 @@
       <w:pPr>
         <w:keepNext/>
         <w:tabs>
-          <w:tab w:val="center" w:pos="1478"/>
-          <w:tab w:val="center" w:pos="4435"/>
-          <w:tab w:val="center" w:pos="7391"/>
-          <w:tab w:val="center" w:pos="10348"/>
+          <w:tab w:val="left" w:pos="100"/>
+          <w:tab w:val="left" w:pos="2100"/>
+          <w:tab w:val="left" w:pos="4300"/>
+          <w:tab w:val="left" w:pos="6100"/>
         </w:tabs>
         <w:spacing w:line="240" w:lineRule="auto"/>
         <w:ind w:left="-1400" w:right="-1400"/>
         <w:rPr>
-          <w:rFonts w:eastAsia="Calibri" w:cstheme="minorHAnsi"/>
-          <w:sz w:val="18"/>
-          <w:szCs w:val="18"/>
-          <w:lang w:val="it-IT"/>
-        </w:rPr>
-      </w:pPr>
-      <w:r>
-        <w:rPr>
           <w:rFonts w:cstheme="minorHAnsi"/>
           <w:sz w:val="18"/>
           <w:szCs w:val="18"/>
           <w:lang w:val="it-IT"/>
         </w:rPr>
-        <w:t xml:space="preserve">                                     DIRIGINTE ȘANTIER,                              PROIECTANT,</w:t>
+      </w:pPr>
+      <w:r>
+        <w:rPr>
+          <w:rFonts w:cstheme="minorHAnsi"/>
+          <w:sz w:val="18"/>
+          <w:szCs w:val="18"/>
+          <w:lang w:val="it-IT"/>
+        </w:rPr>
         <w:tab/>
-        <w:t xml:space="preserve">                                              CONSTRUCTOR</w:t>
+        <w:t xml:space="preserve">DIRIGINTE ȘANTIER,</w:t>
         <w:tab/>
-        <w:t xml:space="preserve">                                     R.T.E.,</w:t>
+        <w:t xml:space="preserve">PROIECTANT,</w:t>
+        <w:tab/>
+        <w:t xml:space="preserve">CONSTRUCTOR</w:t>
+        <w:tab/>
+        <w:t xml:space="preserve">R.T.E.,</w:t>
       </w:r>
     </w:p>
     <w:p>
       <w:pPr>
         <w:tabs>
-          <w:tab w:val="center" w:pos="1478"/>
-          <w:tab w:val="center" w:pos="4435"/>
-          <w:tab w:val="center" w:pos="7391"/>
-          <w:tab w:val="center" w:pos="10348"/>
+          <w:tab w:val="left" w:pos="100"/>
+          <w:tab w:val="left" w:pos="2100"/>
+          <w:tab w:val="left" w:pos="4300"/>
+          <w:tab w:val="left" w:pos="6100"/>
         </w:tabs>
         <w:spacing w:after="0" w:line="240" w:lineRule="auto"/>
         <w:ind w:left="-1400" w:right="-1400"/>
         <w:rPr>
           <w:rFonts w:cstheme="minorHAnsi"/>
-          <w:sz w:val="14"/>
-          <w:szCs w:val="14"/>
-          <w:lang w:val="it-IT"/>
-        </w:rPr>
-      </w:pPr>
-      <w:r>
-        <w:rPr>
-          <w:rFonts w:cstheme="minorHAnsi"/>
-          <w:sz w:val="14"/>
-          <w:szCs w:val="14"/>
-          <w:lang w:val="it-IT"/>
-        </w:rPr>
-        <w:t xml:space="preserve">                                                 </w:t>
-      </w:r>
+          <w:sz w:val="18"/>
+          <w:szCs w:val="18"/>
+          <w:lang w:val="it-IT"/>
+        </w:rPr>
+      </w:pPr>
       <w:r>
         <w:rPr>
           <w:rFonts w:cstheme="minorHAnsi"/>
@@ -7804,12 +7790,12 @@
           <w:szCs w:val="18"/>
           <w:lang w:val="it-IT"/>
         </w:rPr>
+        <w:tab/>
         <w:t xml:space="preserve">ing. {diriginte_nume}</w:t>
-        <w:t xml:space="preserve">                        </w:t>
+        <w:tab/>
         <w:t xml:space="preserve">ing.  {proiectant_reprezentant}</w:t>
-        <w:t xml:space="preserve">                                      </w:t>
+        <w:tab/>
         <w:t xml:space="preserve">Ing. {constructor_reprezentant}</w:t>
-        <w:t xml:space="preserve">              </w:t>
         <w:tab/>
         <w:t xml:space="preserve">Ing. {rte_nume}</w:t>
       </w:r>
@@ -8502,7 +8488,6 @@
     </w:p>
     <w:p>
       <w:pPr>
-        <w:pageBreakBefore/>
         <w:spacing w:after="200" w:line="240" w:lineRule="auto"/>
         <w:rPr>
           <w:rFonts w:ascii="Arial" w:eastAsiaTheme="minorEastAsia" w:hAnsi="Arial" w:cs="Arial"/>

--- a/ing-assistant/templates/pv-cr.docx
+++ b/ing-assistant/templates/pv-cr.docx
@@ -963,6 +963,7 @@
     <w:bookmarkEnd w:id="5"/>
     <w:p>
       <w:pPr>
+        <w:keepNext/>
         <w:pageBreakBefore/>
         <w:tabs>
           <w:tab w:val="left" w:pos="2700"/>
@@ -1523,71 +1524,7 @@
     </w:p>
     <w:p>
       <w:pPr>
-        <w:spacing w:after="200" w:line="240" w:lineRule="auto"/>
-        <w:rPr>
-          <w:rFonts w:ascii="Arial" w:eastAsiaTheme="minorEastAsia" w:hAnsi="Arial" w:cs="Arial"/>
-          <w:kern w:val="0"/>
-          <w:sz w:val="22"/>
-          <w:szCs w:val="22"/>
-          <w:lang w:val="ro-RO"/>
-          <w14:ligatures w14:val="none"/>
-        </w:rPr>
-      </w:pPr>
-    </w:p>
-    <w:p>
-      <w:pPr>
-        <w:spacing w:after="200" w:line="240" w:lineRule="auto"/>
-        <w:rPr>
-          <w:rFonts w:ascii="Arial" w:eastAsiaTheme="minorEastAsia" w:hAnsi="Arial" w:cs="Arial"/>
-          <w:kern w:val="0"/>
-          <w:sz w:val="22"/>
-          <w:szCs w:val="22"/>
-          <w:lang w:val="ro-RO"/>
-          <w14:ligatures w14:val="none"/>
-        </w:rPr>
-      </w:pPr>
-    </w:p>
-    <w:p>
-      <w:pPr>
-        <w:spacing w:after="200" w:line="240" w:lineRule="auto"/>
-        <w:rPr>
-          <w:rFonts w:ascii="Arial" w:eastAsiaTheme="minorEastAsia" w:hAnsi="Arial" w:cs="Arial"/>
-          <w:kern w:val="0"/>
-          <w:sz w:val="22"/>
-          <w:szCs w:val="22"/>
-          <w:lang w:val="ro-RO"/>
-          <w14:ligatures w14:val="none"/>
-        </w:rPr>
-      </w:pPr>
-    </w:p>
-    <w:p>
-      <w:pPr>
-        <w:spacing w:after="200" w:line="240" w:lineRule="auto"/>
-        <w:rPr>
-          <w:rFonts w:ascii="Arial" w:eastAsiaTheme="minorEastAsia" w:hAnsi="Arial" w:cs="Arial"/>
-          <w:kern w:val="0"/>
-          <w:sz w:val="22"/>
-          <w:szCs w:val="22"/>
-          <w:lang w:val="ro-RO"/>
-          <w14:ligatures w14:val="none"/>
-        </w:rPr>
-      </w:pPr>
-    </w:p>
-    <w:p>
-      <w:pPr>
-        <w:spacing w:after="200" w:line="240" w:lineRule="auto"/>
-        <w:rPr>
-          <w:rFonts w:ascii="Arial" w:eastAsiaTheme="minorEastAsia" w:hAnsi="Arial" w:cs="Arial"/>
-          <w:kern w:val="0"/>
-          <w:sz w:val="22"/>
-          <w:szCs w:val="22"/>
-          <w:lang w:val="ro-RO"/>
-          <w14:ligatures w14:val="none"/>
-        </w:rPr>
-      </w:pPr>
-    </w:p>
-    <w:p>
-      <w:pPr>
+        <w:keepNext/>
         <w:spacing w:before="120" w:after="0" w:line="23" w:lineRule="atLeast"/>
         <w:rPr>
           <w:rFonts w:ascii="Arial" w:eastAsiaTheme="minorEastAsia" w:hAnsi="Arial" w:cs="Arial"/>
@@ -2254,6 +2191,7 @@
     </w:p>
     <w:p>
       <w:pPr>
+        <w:keepNext/>
         <w:pageBreakBefore/>
         <w:spacing w:after="200" w:line="240" w:lineRule="auto"/>
         <w:rPr>
@@ -2263,32 +2201,6 @@
           <w:szCs w:val="22"/>
           <w:lang w:val="ro-RO"/>
           <w14:ligatures w14:val="none"/>
-        </w:rPr>
-      </w:pPr>
-    </w:p>
-    <w:p>
-      <w:pPr>
-        <w:spacing w:after="200" w:line="240" w:lineRule="auto"/>
-        <w:rPr>
-          <w:rFonts w:ascii="Arial" w:eastAsiaTheme="minorEastAsia" w:hAnsi="Arial" w:cs="Arial"/>
-          <w:kern w:val="0"/>
-          <w:sz w:val="22"/>
-          <w:szCs w:val="22"/>
-          <w:lang w:val="ro-RO"/>
-          <w14:ligatures w14:val="none"/>
-        </w:rPr>
-      </w:pPr>
-    </w:p>
-    <w:p>
-      <w:pPr>
-        <w:spacing w:before="120" w:after="0" w:line="23" w:lineRule="atLeast"/>
-        <w:jc w:val="center"/>
-        <w:rPr>
-          <w:rFonts w:ascii="Arial" w:hAnsi="Arial" w:cs="Arial"/>
-          <w:b/>
-          <w:sz w:val="22"/>
-          <w:szCs w:val="22"/>
-          <w:lang w:val="ro-RO"/>
         </w:rPr>
       </w:pPr>
     </w:p>
@@ -3096,39 +3008,9 @@
     </w:p>
     <w:p>
       <w:pPr>
+        <w:keepNext/>
         <w:pageBreakBefore/>
         <w:spacing w:line="259" w:lineRule="auto"/>
-        <w:rPr>
-          <w:rFonts w:cs="Arial"/>
-          <w:b/>
-          <w:lang w:val="nl-NL"/>
-        </w:rPr>
-      </w:pPr>
-    </w:p>
-    <w:p>
-      <w:pPr>
-        <w:spacing w:line="259" w:lineRule="auto"/>
-        <w:rPr>
-          <w:rFonts w:cs="Arial"/>
-          <w:b/>
-          <w:lang w:val="nl-NL"/>
-        </w:rPr>
-      </w:pPr>
-    </w:p>
-    <w:p>
-      <w:pPr>
-        <w:spacing w:line="259" w:lineRule="auto"/>
-        <w:rPr>
-          <w:rFonts w:cs="Arial"/>
-          <w:b/>
-          <w:lang w:val="nl-NL"/>
-        </w:rPr>
-      </w:pPr>
-    </w:p>
-    <w:p>
-      <w:pPr>
-        <w:spacing w:line="259" w:lineRule="auto"/>
-        <w:jc w:val="center"/>
         <w:rPr>
           <w:rFonts w:cs="Arial"/>
           <w:b/>
@@ -3971,10 +3853,10 @@
       <w:pPr>
         <w:keepNext/>
         <w:tabs>
-          <w:tab w:val="left" w:pos="100"/>
-          <w:tab w:val="left" w:pos="2100"/>
-          <w:tab w:val="left" w:pos="4300"/>
-          <w:tab w:val="left" w:pos="6100"/>
+          <w:tab w:val="left" w:pos="50"/>
+          <w:tab w:val="left" w:pos="2450"/>
+          <w:tab w:val="left" w:pos="4850"/>
+          <w:tab w:val="left" w:pos="7250"/>
         </w:tabs>
         <w:spacing w:line="240" w:lineRule="auto"/>
         <w:ind w:left="-1400" w:right="-1400"/>
@@ -4005,10 +3887,10 @@
     <w:p>
       <w:pPr>
         <w:tabs>
-          <w:tab w:val="left" w:pos="100"/>
-          <w:tab w:val="left" w:pos="2100"/>
-          <w:tab w:val="left" w:pos="4300"/>
-          <w:tab w:val="left" w:pos="6100"/>
+          <w:tab w:val="left" w:pos="50"/>
+          <w:tab w:val="left" w:pos="2450"/>
+          <w:tab w:val="left" w:pos="4850"/>
+          <w:tab w:val="left" w:pos="7250"/>
         </w:tabs>
         <w:spacing w:after="0" w:line="240" w:lineRule="auto"/>
         <w:ind w:left="-1400" w:right="-1400"/>
@@ -4039,6 +3921,7 @@
     <w:bookmarkEnd w:id="11"/>
     <w:p>
       <w:pPr>
+        <w:keepNext/>
         <w:pageBreakBefore/>
         <w:tabs>
           <w:tab w:val="left" w:pos="1755"/>
@@ -4057,82 +3940,6 @@
     </w:p>
     <w:p>
       <w:pPr>
-        <w:tabs>
-          <w:tab w:val="left" w:pos="1755"/>
-          <w:tab w:val="center" w:pos="4680"/>
-          <w:tab w:val="left" w:pos="7365"/>
-        </w:tabs>
-        <w:spacing w:line="259" w:lineRule="auto"/>
-        <w:rPr>
-          <w:rFonts w:ascii="Arial" w:eastAsiaTheme="minorEastAsia" w:hAnsi="Arial" w:cs="Arial"/>
-          <w:kern w:val="0"/>
-          <w:sz w:val="22"/>
-          <w:szCs w:val="22"/>
-          <w14:ligatures w14:val="none"/>
-        </w:rPr>
-      </w:pPr>
-    </w:p>
-    <w:p>
-      <w:pPr>
-        <w:spacing w:before="120" w:after="0" w:line="23" w:lineRule="atLeast"/>
-        <w:rPr>
-          <w:rFonts w:ascii="Arial" w:eastAsiaTheme="minorEastAsia" w:hAnsi="Arial" w:cs="Arial"/>
-          <w:b/>
-          <w:kern w:val="0"/>
-          <w:sz w:val="22"/>
-          <w:szCs w:val="22"/>
-          <w:lang w:val="ro-RO"/>
-          <w14:ligatures w14:val="none"/>
-        </w:rPr>
-      </w:pPr>
-    </w:p>
-    <w:p>
-      <w:pPr>
-        <w:spacing w:before="120" w:after="0" w:line="23" w:lineRule="atLeast"/>
-        <w:jc w:val="center"/>
-        <w:rPr>
-          <w:rFonts w:ascii="Arial" w:eastAsiaTheme="minorEastAsia" w:hAnsi="Arial" w:cs="Arial"/>
-          <w:b/>
-          <w:kern w:val="0"/>
-          <w:sz w:val="22"/>
-          <w:szCs w:val="22"/>
-          <w:lang w:val="ro-RO"/>
-          <w14:ligatures w14:val="none"/>
-        </w:rPr>
-      </w:pPr>
-    </w:p>
-    <w:p>
-      <w:pPr>
-        <w:spacing w:before="120" w:after="0" w:line="23" w:lineRule="atLeast"/>
-        <w:jc w:val="center"/>
-        <w:rPr>
-          <w:rFonts w:ascii="Arial" w:eastAsiaTheme="minorEastAsia" w:hAnsi="Arial" w:cs="Arial"/>
-          <w:b/>
-          <w:kern w:val="0"/>
-          <w:sz w:val="22"/>
-          <w:szCs w:val="22"/>
-          <w:lang w:val="ro-RO"/>
-          <w14:ligatures w14:val="none"/>
-        </w:rPr>
-      </w:pPr>
-    </w:p>
-    <w:p>
-      <w:pPr>
-        <w:spacing w:before="120" w:after="0" w:line="23" w:lineRule="atLeast"/>
-        <w:jc w:val="center"/>
-        <w:rPr>
-          <w:rFonts w:ascii="Arial" w:eastAsiaTheme="minorEastAsia" w:hAnsi="Arial" w:cs="Arial"/>
-          <w:b/>
-          <w:kern w:val="0"/>
-          <w:sz w:val="22"/>
-          <w:szCs w:val="22"/>
-          <w:lang w:val="ro-RO"/>
-          <w14:ligatures w14:val="none"/>
-        </w:rPr>
-      </w:pPr>
-    </w:p>
-    <w:p>
-      <w:pPr>
         <w:keepLines/>
         <w:spacing w:before="120" w:after="0" w:line="23" w:lineRule="atLeast"/>
         <w:jc w:val="center"/>
@@ -4757,6 +4564,7 @@
     </w:p>
     <w:p>
       <w:pPr>
+        <w:keepNext/>
         <w:pageBreakBefore/>
         <w:spacing w:after="200" w:line="240" w:lineRule="auto"/>
         <w:rPr>
@@ -4766,82 +4574,6 @@
           <w:szCs w:val="22"/>
           <w:lang w:val="ro-RO"/>
           <w14:ligatures w14:val="none"/>
-        </w:rPr>
-      </w:pPr>
-    </w:p>
-    <w:p>
-      <w:pPr>
-        <w:spacing w:after="0" w:line="240" w:lineRule="auto"/>
-        <w:jc w:val="center"/>
-        <w:rPr>
-          <w:rFonts w:ascii="Arial" w:hAnsi="Arial" w:cs="Arial"/>
-          <w:b/>
-          <w:sz w:val="22"/>
-          <w:szCs w:val="22"/>
-        </w:rPr>
-      </w:pPr>
-    </w:p>
-    <w:p>
-      <w:pPr>
-        <w:spacing w:after="0" w:line="240" w:lineRule="auto"/>
-        <w:jc w:val="center"/>
-        <w:rPr>
-          <w:rFonts w:ascii="Arial" w:hAnsi="Arial" w:cs="Arial"/>
-          <w:b/>
-          <w:sz w:val="22"/>
-          <w:szCs w:val="22"/>
-        </w:rPr>
-      </w:pPr>
-    </w:p>
-    <w:p>
-      <w:pPr>
-        <w:spacing w:after="0" w:line="240" w:lineRule="auto"/>
-        <w:jc w:val="center"/>
-        <w:rPr>
-          <w:rFonts w:ascii="Arial" w:hAnsi="Arial" w:cs="Arial"/>
-          <w:b/>
-          <w:sz w:val="22"/>
-          <w:szCs w:val="22"/>
-        </w:rPr>
-      </w:pPr>
-    </w:p>
-    <w:p>
-      <w:pPr>
-        <w:spacing w:after="0" w:line="240" w:lineRule="auto"/>
-        <w:jc w:val="center"/>
-        <w:rPr>
-          <w:rFonts w:ascii="Arial" w:hAnsi="Arial" w:cs="Arial"/>
-          <w:b/>
-          <w:sz w:val="22"/>
-          <w:szCs w:val="22"/>
-        </w:rPr>
-      </w:pPr>
-    </w:p>
-    <w:p>
-      <w:pPr>
-        <w:spacing w:after="0" w:line="240" w:lineRule="auto"/>
-        <w:jc w:val="center"/>
-        <w:rPr>
-          <w:rFonts w:ascii="Arial" w:hAnsi="Arial" w:cs="Arial"/>
-          <w:b/>
-          <w:sz w:val="22"/>
-          <w:szCs w:val="22"/>
-        </w:rPr>
-      </w:pPr>
-    </w:p>
-    <w:p>
-      <w:pPr>
-        <w:tabs>
-          <w:tab w:val="left" w:pos="2700"/>
-        </w:tabs>
-        <w:spacing w:line="259" w:lineRule="auto"/>
-        <w:jc w:val="center"/>
-        <w:rPr>
-          <w:rFonts w:ascii="Arial" w:hAnsi="Arial" w:cs="Arial"/>
-          <w:b/>
-          <w:sz w:val="22"/>
-          <w:szCs w:val="22"/>
-          <w:lang w:val="it-IT"/>
         </w:rPr>
       </w:pPr>
     </w:p>
@@ -5446,6 +5178,7 @@
     </w:p>
     <w:p>
       <w:pPr>
+        <w:keepNext/>
         <w:pageBreakBefore/>
         <w:spacing w:after="200" w:line="240" w:lineRule="auto"/>
         <w:rPr>
@@ -5455,57 +5188,6 @@
           <w:szCs w:val="22"/>
           <w:lang w:val="ro-RO"/>
           <w14:ligatures w14:val="none"/>
-        </w:rPr>
-      </w:pPr>
-    </w:p>
-    <w:p>
-      <w:pPr>
-        <w:tabs>
-          <w:tab w:val="left" w:pos="7365"/>
-        </w:tabs>
-        <w:spacing w:after="200" w:line="240" w:lineRule="auto"/>
-        <w:rPr>
-          <w:rFonts w:ascii="Arial" w:eastAsiaTheme="minorEastAsia" w:hAnsi="Arial" w:cs="Arial"/>
-          <w:kern w:val="0"/>
-          <w:sz w:val="22"/>
-          <w:szCs w:val="22"/>
-          <w14:ligatures w14:val="none"/>
-        </w:rPr>
-      </w:pPr>
-    </w:p>
-    <w:p>
-      <w:pPr>
-        <w:spacing w:line="259" w:lineRule="auto"/>
-        <w:rPr>
-          <w:rFonts w:ascii="Arial" w:hAnsi="Arial" w:cs="Arial"/>
-          <w:sz w:val="22"/>
-          <w:szCs w:val="22"/>
-          <w:lang w:val="ro-RO"/>
-        </w:rPr>
-      </w:pPr>
-    </w:p>
-    <w:p>
-      <w:pPr>
-        <w:spacing w:after="0" w:line="240" w:lineRule="auto"/>
-        <w:rPr>
-          <w:rFonts w:ascii="Arial" w:hAnsi="Arial" w:cs="Arial"/>
-          <w:b/>
-          <w:sz w:val="22"/>
-          <w:szCs w:val="22"/>
-        </w:rPr>
-      </w:pPr>
-    </w:p>
-    <w:p>
-      <w:pPr>
-        <w:spacing w:after="0" w:line="259" w:lineRule="auto"/>
-        <w:jc w:val="center"/>
-        <w:rPr>
-          <w:rFonts w:ascii="Arial" w:hAnsi="Arial" w:cs="Arial"/>
-          <w:b/>
-          <w:bCs/>
-          <w:sz w:val="22"/>
-          <w:szCs w:val="22"/>
-          <w:lang w:val="it-IT"/>
         </w:rPr>
       </w:pPr>
     </w:p>
@@ -6202,62 +5884,7 @@
     </w:p>
     <w:p>
       <w:pPr>
-        <w:tabs>
-          <w:tab w:val="left" w:pos="2700"/>
-        </w:tabs>
-        <w:spacing w:line="259" w:lineRule="auto"/>
-        <w:jc w:val="center"/>
-        <w:rPr>
-          <w:rFonts w:ascii="Arial" w:eastAsiaTheme="minorEastAsia" w:hAnsi="Arial" w:cs="Arial"/>
-          <w:kern w:val="0"/>
-          <w:sz w:val="22"/>
-          <w:szCs w:val="22"/>
-          <w14:ligatures w14:val="none"/>
-        </w:rPr>
-      </w:pPr>
-    </w:p>
-    <w:p>
-      <w:pPr>
-        <w:tabs>
-          <w:tab w:val="left" w:pos="2700"/>
-        </w:tabs>
-        <w:spacing w:line="259" w:lineRule="auto"/>
-        <w:jc w:val="center"/>
-        <w:rPr>
-          <w:rFonts w:ascii="Arial" w:eastAsiaTheme="minorEastAsia" w:hAnsi="Arial" w:cs="Arial"/>
-          <w:kern w:val="0"/>
-          <w:sz w:val="22"/>
-          <w:szCs w:val="22"/>
-          <w14:ligatures w14:val="none"/>
-        </w:rPr>
-      </w:pPr>
-    </w:p>
-    <w:p>
-      <w:pPr>
-        <w:tabs>
-          <w:tab w:val="left" w:pos="2700"/>
-        </w:tabs>
-        <w:spacing w:line="259" w:lineRule="auto"/>
-        <w:jc w:val="center"/>
-        <w:rPr>
-          <w:rFonts w:ascii="Arial" w:eastAsiaTheme="minorEastAsia" w:hAnsi="Arial" w:cs="Arial"/>
-          <w:kern w:val="0"/>
-          <w:sz w:val="22"/>
-          <w:szCs w:val="22"/>
-          <w14:ligatures w14:val="none"/>
-        </w:rPr>
-      </w:pPr>
-    </w:p>
-    <w:p>
-      <w:pPr>
-        <w:tabs>
-          <w:tab w:val="left" w:pos="2700"/>
-        </w:tabs>
-        <w:jc w:val="center"/>
-      </w:pPr>
-    </w:p>
-    <w:p>
-      <w:pPr>
+        <w:keepNext/>
         <w:tabs>
           <w:tab w:val="left" w:pos="2700"/>
         </w:tabs>
@@ -6890,37 +6517,8 @@
     </w:p>
     <w:p>
       <w:pPr>
+        <w:keepNext/>
         <w:pageBreakBefore/>
-        <w:jc w:val="center"/>
-        <w:rPr>
-          <w:rFonts w:cs="Arial"/>
-          <w:b/>
-          <w:lang w:val="nl-NL"/>
-        </w:rPr>
-      </w:pPr>
-    </w:p>
-    <w:p>
-      <w:pPr>
-        <w:jc w:val="center"/>
-        <w:rPr>
-          <w:rFonts w:cs="Arial"/>
-          <w:b/>
-          <w:lang w:val="nl-NL"/>
-        </w:rPr>
-      </w:pPr>
-    </w:p>
-    <w:p>
-      <w:pPr>
-        <w:jc w:val="center"/>
-        <w:rPr>
-          <w:rFonts w:cs="Arial"/>
-          <w:b/>
-          <w:lang w:val="nl-NL"/>
-        </w:rPr>
-      </w:pPr>
-    </w:p>
-    <w:p>
-      <w:pPr>
         <w:jc w:val="center"/>
         <w:rPr>
           <w:rFonts w:cs="Arial"/>
@@ -7735,10 +7333,10 @@
       <w:pPr>
         <w:keepNext/>
         <w:tabs>
-          <w:tab w:val="left" w:pos="100"/>
-          <w:tab w:val="left" w:pos="2100"/>
-          <w:tab w:val="left" w:pos="4300"/>
-          <w:tab w:val="left" w:pos="6100"/>
+          <w:tab w:val="left" w:pos="50"/>
+          <w:tab w:val="left" w:pos="2450"/>
+          <w:tab w:val="left" w:pos="4850"/>
+          <w:tab w:val="left" w:pos="7250"/>
         </w:tabs>
         <w:spacing w:line="240" w:lineRule="auto"/>
         <w:ind w:left="-1400" w:right="-1400"/>
@@ -7769,10 +7367,10 @@
     <w:p>
       <w:pPr>
         <w:tabs>
-          <w:tab w:val="left" w:pos="100"/>
-          <w:tab w:val="left" w:pos="2100"/>
-          <w:tab w:val="left" w:pos="4300"/>
-          <w:tab w:val="left" w:pos="6100"/>
+          <w:tab w:val="left" w:pos="50"/>
+          <w:tab w:val="left" w:pos="2450"/>
+          <w:tab w:val="left" w:pos="4850"/>
+          <w:tab w:val="left" w:pos="7250"/>
         </w:tabs>
         <w:spacing w:after="0" w:line="240" w:lineRule="auto"/>
         <w:ind w:left="-1400" w:right="-1400"/>
@@ -7802,54 +7400,13 @@
     </w:p>
     <w:p>
       <w:pPr>
+        <w:keepNext/>
         <w:pageBreakBefore/>
         <w:spacing w:line="259" w:lineRule="auto"/>
         <w:rPr>
           <w:rFonts w:ascii="Arial" w:eastAsia="Calibri" w:hAnsi="Arial" w:cs="Arial"/>
           <w:sz w:val="22"/>
           <w:szCs w:val="22"/>
-        </w:rPr>
-      </w:pPr>
-    </w:p>
-    <w:p>
-      <w:pPr>
-        <w:spacing w:line="259" w:lineRule="auto"/>
-        <w:rPr>
-          <w:rFonts w:ascii="Arial" w:eastAsia="Calibri" w:hAnsi="Arial" w:cs="Arial"/>
-          <w:sz w:val="22"/>
-          <w:szCs w:val="22"/>
-        </w:rPr>
-      </w:pPr>
-    </w:p>
-    <w:p>
-      <w:pPr>
-        <w:tabs>
-          <w:tab w:val="left" w:pos="2700"/>
-        </w:tabs>
-        <w:spacing w:line="259" w:lineRule="auto"/>
-        <w:jc w:val="center"/>
-        <w:rPr>
-          <w:rFonts w:ascii="Arial" w:hAnsi="Arial" w:cs="Arial"/>
-          <w:b/>
-          <w:sz w:val="22"/>
-          <w:szCs w:val="22"/>
-          <w:lang w:val="it-IT"/>
-        </w:rPr>
-      </w:pPr>
-    </w:p>
-    <w:p>
-      <w:pPr>
-        <w:tabs>
-          <w:tab w:val="left" w:pos="2700"/>
-        </w:tabs>
-        <w:spacing w:line="259" w:lineRule="auto"/>
-        <w:jc w:val="center"/>
-        <w:rPr>
-          <w:rFonts w:ascii="Arial" w:hAnsi="Arial" w:cs="Arial"/>
-          <w:b/>
-          <w:sz w:val="22"/>
-          <w:szCs w:val="22"/>
-          <w:lang w:val="it-IT"/>
         </w:rPr>
       </w:pPr>
     </w:p>
@@ -8488,70 +8045,7 @@
     </w:p>
     <w:p>
       <w:pPr>
-        <w:spacing w:after="200" w:line="240" w:lineRule="auto"/>
-        <w:rPr>
-          <w:rFonts w:ascii="Arial" w:eastAsiaTheme="minorEastAsia" w:hAnsi="Arial" w:cs="Arial"/>
-          <w:kern w:val="0"/>
-          <w:sz w:val="22"/>
-          <w:szCs w:val="22"/>
-          <w:lang w:val="ro-RO"/>
-          <w14:ligatures w14:val="none"/>
-        </w:rPr>
-      </w:pPr>
-    </w:p>
-    <w:p>
-      <w:pPr>
-        <w:tabs>
-          <w:tab w:val="left" w:pos="1755"/>
-          <w:tab w:val="center" w:pos="4680"/>
-          <w:tab w:val="left" w:pos="7365"/>
-        </w:tabs>
-        <w:spacing w:line="259" w:lineRule="auto"/>
-        <w:rPr>
-          <w:rFonts w:ascii="Arial" w:hAnsi="Arial" w:cs="Arial"/>
-          <w:b/>
-          <w:sz w:val="22"/>
-          <w:szCs w:val="22"/>
-          <w:lang w:val="nl-NL"/>
-        </w:rPr>
-      </w:pPr>
-    </w:p>
-    <w:p>
-      <w:pPr>
-        <w:tabs>
-          <w:tab w:val="left" w:pos="1755"/>
-          <w:tab w:val="center" w:pos="4680"/>
-          <w:tab w:val="left" w:pos="7365"/>
-        </w:tabs>
-        <w:spacing w:line="259" w:lineRule="auto"/>
-        <w:rPr>
-          <w:rFonts w:ascii="Arial" w:hAnsi="Arial" w:cs="Arial"/>
-          <w:b/>
-          <w:sz w:val="22"/>
-          <w:szCs w:val="22"/>
-          <w:lang w:val="nl-NL"/>
-        </w:rPr>
-      </w:pPr>
-    </w:p>
-    <w:p>
-      <w:pPr>
-        <w:tabs>
-          <w:tab w:val="left" w:pos="1755"/>
-          <w:tab w:val="center" w:pos="4680"/>
-          <w:tab w:val="left" w:pos="7365"/>
-        </w:tabs>
-        <w:spacing w:line="259" w:lineRule="auto"/>
-        <w:rPr>
-          <w:rFonts w:ascii="Arial" w:hAnsi="Arial" w:cs="Arial"/>
-          <w:b/>
-          <w:sz w:val="22"/>
-          <w:szCs w:val="22"/>
-          <w:lang w:val="nl-NL"/>
-        </w:rPr>
-      </w:pPr>
-    </w:p>
-    <w:p>
-      <w:pPr>
+        <w:keepNext/>
         <w:tabs>
           <w:tab w:val="left" w:pos="2700"/>
         </w:tabs>

--- a/ing-assistant/templates/pv-cr.docx
+++ b/ing-assistant/templates/pv-cr.docx
@@ -17,6 +17,7 @@
     </w:p>
     <w:p>
       <w:pPr>
+        <w:keepNext/>
         <w:spacing w:before="120" w:after="0" w:line="23" w:lineRule="atLeast"/>
         <w:jc w:val="center"/>
         <w:rPr>
@@ -54,6 +55,7 @@
     </w:p>
     <w:p>
       <w:pPr>
+        <w:keepNext/>
         <w:spacing w:before="120" w:after="0" w:line="23" w:lineRule="atLeast"/>
         <w:jc w:val="center"/>
         <w:rPr>
@@ -81,6 +83,7 @@
     </w:p>
     <w:p>
       <w:pPr>
+        <w:keepNext/>
         <w:spacing w:before="120" w:after="0" w:line="23" w:lineRule="atLeast"/>
         <w:jc w:val="center"/>
         <w:rPr>
@@ -106,6 +109,7 @@
     </w:p>
     <w:p>
       <w:pPr>
+        <w:keepNext/>
         <w:spacing w:before="120" w:after="0" w:line="23" w:lineRule="atLeast"/>
         <w:rPr>
           <w:rFonts w:ascii="Arial" w:eastAsiaTheme="minorEastAsia" w:hAnsi="Arial" w:cs="Arial"/>
@@ -119,6 +123,7 @@
     </w:p>
     <w:p>
       <w:pPr>
+        <w:keepNext/>
         <w:spacing w:before="120" w:after="0" w:line="23" w:lineRule="atLeast"/>
         <w:rPr>
           <w:rFonts w:ascii="Arial" w:eastAsiaTheme="minorEastAsia" w:hAnsi="Arial" w:cs="Arial"/>
@@ -981,6 +986,7 @@
     </w:p>
     <w:p>
       <w:pPr>
+        <w:keepNext/>
         <w:keepLines/>
         <w:tabs>
           <w:tab w:val="left" w:pos="2700"/>
@@ -1007,6 +1013,7 @@
     </w:p>
     <w:p>
       <w:pPr>
+        <w:keepNext/>
         <w:tabs>
           <w:tab w:val="left" w:pos="2700"/>
         </w:tabs>
@@ -1023,6 +1030,7 @@
     </w:p>
     <w:p>
       <w:pPr>
+        <w:keepNext/>
         <w:spacing w:before="120" w:after="0" w:line="23" w:lineRule="atLeast"/>
         <w:jc w:val="center"/>
         <w:rPr>
@@ -1048,6 +1056,7 @@
     </w:p>
     <w:p>
       <w:pPr>
+        <w:keepNext/>
         <w:tabs>
           <w:tab w:val="left" w:pos="2700"/>
         </w:tabs>
@@ -1062,6 +1071,7 @@
     </w:p>
     <w:p>
       <w:pPr>
+        <w:keepNext/>
         <w:spacing w:line="259" w:lineRule="auto"/>
         <w:rPr>
           <w:rFonts w:ascii="Arial" w:hAnsi="Arial" w:cs="Arial"/>
@@ -1538,6 +1548,7 @@
     </w:p>
     <w:p>
       <w:pPr>
+        <w:keepNext/>
         <w:keepLines/>
         <w:spacing w:before="120" w:after="0" w:line="23" w:lineRule="atLeast"/>
         <w:ind w:left="1440" w:firstLine="720"/>
@@ -1562,6 +1573,7 @@
     </w:p>
     <w:p>
       <w:pPr>
+        <w:keepNext/>
         <w:spacing w:before="120" w:after="0" w:line="23" w:lineRule="atLeast"/>
         <w:jc w:val="center"/>
         <w:rPr>
@@ -1585,6 +1597,7 @@
     </w:p>
     <w:p>
       <w:pPr>
+        <w:keepNext/>
         <w:spacing w:before="120" w:after="0" w:line="23" w:lineRule="atLeast"/>
         <w:rPr>
           <w:rFonts w:ascii="Arial" w:hAnsi="Arial" w:cs="Arial"/>
@@ -1596,6 +1609,7 @@
     </w:p>
     <w:p>
       <w:pPr>
+        <w:keepNext/>
         <w:spacing w:before="120" w:after="0" w:line="23" w:lineRule="atLeast"/>
         <w:jc w:val="center"/>
         <w:rPr>
@@ -1621,6 +1635,7 @@
     </w:p>
     <w:p>
       <w:pPr>
+        <w:keepNext/>
         <w:spacing w:before="120" w:after="0" w:line="23" w:lineRule="atLeast"/>
         <w:rPr>
           <w:rFonts w:ascii="Arial" w:hAnsi="Arial" w:cs="Arial"/>
@@ -1632,6 +1647,7 @@
     </w:p>
     <w:p>
       <w:pPr>
+        <w:keepNext/>
         <w:spacing w:before="120" w:after="0" w:line="23" w:lineRule="atLeast"/>
         <w:rPr>
           <w:rFonts w:ascii="Arial" w:hAnsi="Arial" w:cs="Arial"/>
@@ -2206,6 +2222,7 @@
     </w:p>
     <w:p>
       <w:pPr>
+        <w:keepNext/>
         <w:keepLines/>
         <w:spacing w:before="120" w:after="0" w:line="23" w:lineRule="atLeast"/>
         <w:jc w:val="center"/>
@@ -2230,6 +2247,7 @@
     </w:p>
     <w:p>
       <w:pPr>
+        <w:keepNext/>
         <w:spacing w:before="120" w:after="0" w:line="23" w:lineRule="atLeast"/>
         <w:jc w:val="center"/>
         <w:rPr>
@@ -2253,6 +2271,7 @@
     </w:p>
     <w:p>
       <w:pPr>
+        <w:keepNext/>
         <w:spacing w:before="120" w:after="0" w:line="23" w:lineRule="atLeast"/>
         <w:jc w:val="center"/>
         <w:rPr>
@@ -2278,6 +2297,7 @@
     </w:p>
     <w:p>
       <w:pPr>
+        <w:keepNext/>
         <w:spacing w:before="120" w:after="0" w:line="23" w:lineRule="atLeast"/>
         <w:jc w:val="center"/>
         <w:rPr>
@@ -2290,6 +2310,7 @@
     </w:p>
     <w:p>
       <w:pPr>
+        <w:keepNext/>
         <w:spacing w:before="120" w:after="0" w:line="23" w:lineRule="atLeast"/>
         <w:rPr>
           <w:rFonts w:ascii="Arial" w:hAnsi="Arial" w:cs="Arial"/>
@@ -3020,6 +3041,7 @@
     </w:p>
     <w:p>
       <w:pPr>
+        <w:keepNext/>
         <w:keepLines/>
         <w:spacing w:line="259" w:lineRule="auto"/>
         <w:jc w:val="center"/>
@@ -3041,6 +3063,7 @@
     </w:p>
     <w:p>
       <w:pPr>
+        <w:keepNext/>
         <w:spacing w:after="0" w:line="259" w:lineRule="auto"/>
         <w:jc w:val="center"/>
         <w:rPr>
@@ -3060,6 +3083,7 @@
     </w:p>
     <w:p>
       <w:pPr>
+        <w:keepNext/>
         <w:spacing w:before="120" w:after="0" w:line="23" w:lineRule="atLeast"/>
         <w:jc w:val="center"/>
         <w:rPr>
@@ -3085,6 +3109,7 @@
     </w:p>
     <w:p>
       <w:pPr>
+        <w:keepNext/>
         <w:spacing w:after="0" w:line="259" w:lineRule="auto"/>
         <w:rPr>
           <w:rFonts w:ascii="Calibri" w:eastAsia="Calibri" w:hAnsi="Calibri" w:cs="Arial"/>
@@ -3096,6 +3121,7 @@
     </w:p>
     <w:p>
       <w:pPr>
+        <w:keepNext/>
         <w:spacing w:after="0" w:line="259" w:lineRule="auto"/>
         <w:ind w:firstLine="720"/>
         <w:rPr>
@@ -3940,6 +3966,7 @@
     </w:p>
     <w:p>
       <w:pPr>
+        <w:keepNext/>
         <w:keepLines/>
         <w:spacing w:before="120" w:after="0" w:line="23" w:lineRule="atLeast"/>
         <w:jc w:val="center"/>
@@ -3968,6 +3995,7 @@
     </w:p>
     <w:p>
       <w:pPr>
+        <w:keepNext/>
         <w:spacing w:before="120" w:after="0" w:line="23" w:lineRule="atLeast"/>
         <w:rPr>
           <w:rFonts w:ascii="Arial" w:eastAsiaTheme="minorEastAsia" w:hAnsi="Arial" w:cs="Arial"/>
@@ -3981,6 +4009,7 @@
     </w:p>
     <w:p>
       <w:pPr>
+        <w:keepNext/>
         <w:spacing w:before="120" w:after="0" w:line="23" w:lineRule="atLeast"/>
         <w:jc w:val="center"/>
         <w:rPr>
@@ -4006,6 +4035,7 @@
     </w:p>
     <w:p>
       <w:pPr>
+        <w:keepNext/>
         <w:spacing w:before="120" w:after="0" w:line="23" w:lineRule="atLeast"/>
         <w:rPr>
           <w:rFonts w:ascii="Arial" w:eastAsiaTheme="minorEastAsia" w:hAnsi="Arial" w:cs="Arial"/>
@@ -4019,6 +4049,7 @@
     </w:p>
     <w:p>
       <w:pPr>
+        <w:keepNext/>
         <w:spacing w:before="120" w:after="0" w:line="23" w:lineRule="atLeast"/>
         <w:rPr>
           <w:rFonts w:ascii="Arial" w:eastAsiaTheme="minorEastAsia" w:hAnsi="Arial" w:cs="Arial"/>
@@ -4579,6 +4610,7 @@
     </w:p>
     <w:p>
       <w:pPr>
+        <w:keepNext/>
         <w:keepLines/>
         <w:tabs>
           <w:tab w:val="left" w:pos="2700"/>
@@ -4605,6 +4637,7 @@
     </w:p>
     <w:p>
       <w:pPr>
+        <w:keepNext/>
         <w:tabs>
           <w:tab w:val="left" w:pos="2700"/>
         </w:tabs>
@@ -4631,6 +4664,7 @@
     </w:p>
     <w:p>
       <w:pPr>
+        <w:keepNext/>
         <w:spacing w:before="120" w:after="0" w:line="23" w:lineRule="atLeast"/>
         <w:jc w:val="center"/>
         <w:rPr>
@@ -4656,6 +4690,7 @@
     </w:p>
     <w:p>
       <w:pPr>
+        <w:keepNext/>
         <w:tabs>
           <w:tab w:val="left" w:pos="2610"/>
         </w:tabs>
@@ -4672,6 +4707,7 @@
     </w:p>
     <w:p>
       <w:pPr>
+        <w:keepNext/>
         <w:spacing w:line="240" w:lineRule="auto"/>
         <w:rPr>
           <w:rFonts w:ascii="Arial" w:eastAsia="Calibri" w:hAnsi="Arial" w:cs="Arial"/>
@@ -5193,6 +5229,7 @@
     </w:p>
     <w:p>
       <w:pPr>
+        <w:keepNext/>
         <w:keepLines/>
         <w:spacing w:after="0" w:line="259" w:lineRule="auto"/>
         <w:jc w:val="center"/>
@@ -5219,6 +5256,7 @@
     </w:p>
     <w:p>
       <w:pPr>
+        <w:keepNext/>
         <w:spacing w:line="259" w:lineRule="auto"/>
         <w:jc w:val="center"/>
         <w:rPr>
@@ -5244,6 +5282,7 @@
     </w:p>
     <w:p>
       <w:pPr>
+        <w:keepNext/>
         <w:spacing w:before="120" w:after="0" w:line="23" w:lineRule="atLeast"/>
         <w:jc w:val="center"/>
         <w:rPr>
@@ -5269,6 +5308,7 @@
     </w:p>
     <w:p>
       <w:pPr>
+        <w:keepNext/>
         <w:spacing w:line="259" w:lineRule="auto"/>
         <w:rPr>
           <w:rFonts w:ascii="Arial" w:hAnsi="Arial" w:cs="Arial"/>
@@ -5289,6 +5329,7 @@
     </w:p>
     <w:p>
       <w:pPr>
+        <w:keepNext/>
         <w:spacing w:line="259" w:lineRule="auto"/>
         <w:rPr>
           <w:rFonts w:ascii="Arial" w:hAnsi="Arial" w:cs="Arial"/>
@@ -5900,6 +5941,7 @@
     </w:p>
     <w:p>
       <w:pPr>
+        <w:keepNext/>
         <w:keepLines/>
         <w:tabs>
           <w:tab w:val="left" w:pos="2700"/>
@@ -5926,6 +5968,7 @@
     </w:p>
     <w:p>
       <w:pPr>
+        <w:keepNext/>
         <w:spacing w:before="120" w:after="0" w:line="23" w:lineRule="atLeast"/>
         <w:jc w:val="center"/>
         <w:rPr>
@@ -5951,6 +5994,7 @@
     </w:p>
     <w:p>
       <w:pPr>
+        <w:keepNext/>
         <w:tabs>
           <w:tab w:val="left" w:pos="2610"/>
         </w:tabs>
@@ -5967,6 +6011,7 @@
     </w:p>
     <w:p>
       <w:pPr>
+        <w:keepNext/>
         <w:spacing w:line="240" w:lineRule="auto"/>
         <w:rPr>
           <w:rFonts w:ascii="Arial" w:eastAsia="Calibri" w:hAnsi="Arial" w:cs="Arial"/>
@@ -6529,6 +6574,7 @@
     </w:p>
     <w:p>
       <w:pPr>
+        <w:keepNext/>
         <w:keepLines/>
         <w:jc w:val="center"/>
         <w:rPr>
@@ -6548,6 +6594,7 @@
     </w:p>
     <w:p>
       <w:pPr>
+        <w:keepNext/>
         <w:spacing w:after="0"/>
         <w:jc w:val="center"/>
         <w:rPr>
@@ -6567,6 +6614,7 @@
     </w:p>
     <w:p>
       <w:pPr>
+        <w:keepNext/>
         <w:spacing w:before="120" w:after="0" w:line="23" w:lineRule="atLeast"/>
         <w:jc w:val="center"/>
         <w:rPr>
@@ -6592,6 +6640,7 @@
     </w:p>
     <w:p>
       <w:pPr>
+        <w:keepNext/>
         <w:spacing w:after="0"/>
         <w:rPr>
           <w:rFonts w:ascii="Calibri" w:eastAsia="Calibri" w:hAnsi="Calibri" w:cs="Arial"/>
@@ -6601,6 +6650,7 @@
     </w:p>
     <w:p>
       <w:pPr>
+        <w:keepNext/>
         <w:spacing w:after="0" w:line="259" w:lineRule="auto"/>
         <w:ind w:firstLine="720"/>
         <w:rPr>
@@ -7412,6 +7462,7 @@
     </w:p>
     <w:p>
       <w:pPr>
+        <w:keepNext/>
         <w:keepLines/>
         <w:tabs>
           <w:tab w:val="left" w:pos="2700"/>
@@ -7439,6 +7490,7 @@
     </w:p>
     <w:p>
       <w:pPr>
+        <w:keepNext/>
         <w:spacing w:before="120" w:after="0" w:line="23" w:lineRule="atLeast"/>
         <w:jc w:val="center"/>
         <w:rPr>
@@ -7464,6 +7516,7 @@
     </w:p>
     <w:p>
       <w:pPr>
+        <w:keepNext/>
         <w:tabs>
           <w:tab w:val="left" w:pos="2610"/>
         </w:tabs>
@@ -7480,6 +7533,7 @@
     </w:p>
     <w:p>
       <w:pPr>
+        <w:keepNext/>
         <w:spacing w:line="240" w:lineRule="auto"/>
         <w:rPr>
           <w:rFonts w:ascii="Arial" w:eastAsia="Calibri" w:hAnsi="Arial" w:cs="Arial"/>
@@ -8062,6 +8116,7 @@
     </w:p>
     <w:p>
       <w:pPr>
+        <w:keepNext/>
         <w:keepLines/>
         <w:tabs>
           <w:tab w:val="left" w:pos="2700"/>
@@ -8093,6 +8148,7 @@
     </w:p>
     <w:p>
       <w:pPr>
+        <w:keepNext/>
         <w:tabs>
           <w:tab w:val="left" w:pos="2700"/>
         </w:tabs>
@@ -8111,6 +8167,7 @@
     </w:p>
     <w:p>
       <w:pPr>
+        <w:keepNext/>
         <w:spacing w:before="120" w:after="0" w:line="23" w:lineRule="atLeast"/>
         <w:jc w:val="center"/>
         <w:rPr>
@@ -8136,6 +8193,7 @@
     </w:p>
     <w:p>
       <w:pPr>
+        <w:keepNext/>
         <w:spacing w:line="259" w:lineRule="auto"/>
         <w:rPr>
           <w:rFonts w:ascii="Arial" w:eastAsia="Calibri" w:hAnsi="Arial" w:cs="Arial"/>

--- a/ing-assistant/templates/pv-cr.docx
+++ b/ing-assistant/templates/pv-cr.docx
@@ -104,7 +104,7 @@
           <w:lang w:val="ro-RO"/>
           <w14:ligatures w14:val="none"/>
         </w:rPr>
-        <w:t>Nr.........Data .................</w:t>
+        <w:t>Nr. {numar_pv}      Data .................</w:t>
       </w:r>
     </w:p>
     <w:p>
@@ -1051,7 +1051,7 @@
           <w:lang w:val="ro-RO"/>
           <w14:ligatures w14:val="none"/>
         </w:rPr>
-        <w:t>Nr.........Data .................</w:t>
+        <w:t>Nr. {numar_pv}      Data .................</w:t>
       </w:r>
     </w:p>
     <w:p>
@@ -1630,7 +1630,7 @@
           <w:lang w:val="ro-RO"/>
           <w14:ligatures w14:val="none"/>
         </w:rPr>
-        <w:t>Nr.........Data .................</w:t>
+        <w:t>Nr. {numar_pv}      Data .................</w:t>
       </w:r>
     </w:p>
     <w:p>
@@ -2292,7 +2292,7 @@
           <w:lang w:val="ro-RO"/>
           <w14:ligatures w14:val="none"/>
         </w:rPr>
-        <w:t>Nr.........Data .................</w:t>
+        <w:t>Nr. {numar_pv}      Data .................</w:t>
       </w:r>
     </w:p>
     <w:p>
@@ -3104,7 +3104,7 @@
           <w:lang w:val="ro-RO"/>
           <w14:ligatures w14:val="none"/>
         </w:rPr>
-        <w:t>Nr.........Data .................</w:t>
+        <w:t>Nr. {numar_pv}      Data .................</w:t>
       </w:r>
     </w:p>
     <w:p>
@@ -4030,7 +4030,7 @@
           <w:lang w:val="ro-RO"/>
           <w14:ligatures w14:val="none"/>
         </w:rPr>
-        <w:t>Nr.........Data .................</w:t>
+        <w:t>Nr. {numar_pv}      Data .................</w:t>
       </w:r>
     </w:p>
     <w:p>
@@ -4685,7 +4685,7 @@
           <w:lang w:val="ro-RO"/>
           <w14:ligatures w14:val="none"/>
         </w:rPr>
-        <w:t>Nr.........Data .................</w:t>
+        <w:t>Nr. {numar_pv}      Data .................</w:t>
       </w:r>
     </w:p>
     <w:p>
@@ -5303,7 +5303,7 @@
           <w:lang w:val="ro-RO"/>
           <w14:ligatures w14:val="none"/>
         </w:rPr>
-        <w:t>Nr.........Data .................</w:t>
+        <w:t>Nr. {numar_pv}      Data .................</w:t>
       </w:r>
     </w:p>
     <w:p>
@@ -5989,7 +5989,7 @@
           <w:lang w:val="ro-RO"/>
           <w14:ligatures w14:val="none"/>
         </w:rPr>
-        <w:t>Nr......... Data .................</w:t>
+        <w:t>Nr. {numar_pv}      Data .................</w:t>
       </w:r>
     </w:p>
     <w:p>
@@ -6635,7 +6635,7 @@
           <w:lang w:val="ro-RO"/>
           <w14:ligatures w14:val="none"/>
         </w:rPr>
-        <w:t>Nr......... Data .................</w:t>
+        <w:t>Nr. {numar_pv}      Data .................</w:t>
       </w:r>
     </w:p>
     <w:p>
@@ -7511,7 +7511,7 @@
           <w:lang w:val="ro-RO"/>
           <w14:ligatures w14:val="none"/>
         </w:rPr>
-        <w:t>Nr......... Data .................</w:t>
+        <w:t>Nr. {numar_pv}      Data .................</w:t>
       </w:r>
     </w:p>
     <w:p>
@@ -8188,7 +8188,7 @@
           <w:lang w:val="ro-RO"/>
           <w14:ligatures w14:val="none"/>
         </w:rPr>
-        <w:t>Nr......... Data .................</w:t>
+        <w:t>Nr. {numar_pv}      Data .................</w:t>
       </w:r>
     </w:p>
     <w:p>

--- a/ing-assistant/templates/pv-cr.docx
+++ b/ing-assistant/templates/pv-cr.docx
@@ -104,7 +104,7 @@
           <w:lang w:val="ro-RO"/>
           <w14:ligatures w14:val="none"/>
         </w:rPr>
-        <w:t>Nr. {numar_pv}      Data .................</w:t>
+        <w:t>Nr. {numar_pv_1}      Data .................</w:t>
       </w:r>
     </w:p>
     <w:p>
@@ -1051,7 +1051,7 @@
           <w:lang w:val="ro-RO"/>
           <w14:ligatures w14:val="none"/>
         </w:rPr>
-        <w:t>Nr. {numar_pv}      Data .................</w:t>
+        <w:t>Nr. {numar_pv_2}      Data .................</w:t>
       </w:r>
     </w:p>
     <w:p>
@@ -1630,7 +1630,7 @@
           <w:lang w:val="ro-RO"/>
           <w14:ligatures w14:val="none"/>
         </w:rPr>
-        <w:t>Nr. {numar_pv}      Data .................</w:t>
+        <w:t>Nr. {numar_pv_3}      Data .................</w:t>
       </w:r>
     </w:p>
     <w:p>
@@ -2292,7 +2292,7 @@
           <w:lang w:val="ro-RO"/>
           <w14:ligatures w14:val="none"/>
         </w:rPr>
-        <w:t>Nr. {numar_pv}      Data .................</w:t>
+        <w:t>Nr. {numar_pv_4}      Data .................</w:t>
       </w:r>
     </w:p>
     <w:p>
@@ -3104,7 +3104,7 @@
           <w:lang w:val="ro-RO"/>
           <w14:ligatures w14:val="none"/>
         </w:rPr>
-        <w:t>Nr. {numar_pv}      Data .................</w:t>
+        <w:t>Nr. {numar_pv_5}      Data .................</w:t>
       </w:r>
     </w:p>
     <w:p>
@@ -4030,7 +4030,7 @@
           <w:lang w:val="ro-RO"/>
           <w14:ligatures w14:val="none"/>
         </w:rPr>
-        <w:t>Nr. {numar_pv}      Data .................</w:t>
+        <w:t>Nr. {numar_pv_6}      Data .................</w:t>
       </w:r>
     </w:p>
     <w:p>
@@ -4685,7 +4685,7 @@
           <w:lang w:val="ro-RO"/>
           <w14:ligatures w14:val="none"/>
         </w:rPr>
-        <w:t>Nr. {numar_pv}      Data .................</w:t>
+        <w:t>Nr. {numar_pv_7}      Data .................</w:t>
       </w:r>
     </w:p>
     <w:p>
@@ -5303,7 +5303,7 @@
           <w:lang w:val="ro-RO"/>
           <w14:ligatures w14:val="none"/>
         </w:rPr>
-        <w:t>Nr. {numar_pv}      Data .................</w:t>
+        <w:t>Nr. {numar_pv_8}      Data .................</w:t>
       </w:r>
     </w:p>
     <w:p>
@@ -5989,7 +5989,7 @@
           <w:lang w:val="ro-RO"/>
           <w14:ligatures w14:val="none"/>
         </w:rPr>
-        <w:t>Nr. {numar_pv}      Data .................</w:t>
+        <w:t>Nr. {numar_pv_9}      Data .................</w:t>
       </w:r>
     </w:p>
     <w:p>
@@ -6635,7 +6635,7 @@
           <w:lang w:val="ro-RO"/>
           <w14:ligatures w14:val="none"/>
         </w:rPr>
-        <w:t>Nr. {numar_pv}      Data .................</w:t>
+        <w:t>Nr. {numar_pv_10}      Data .................</w:t>
       </w:r>
     </w:p>
     <w:p>
@@ -7511,7 +7511,7 @@
           <w:lang w:val="ro-RO"/>
           <w14:ligatures w14:val="none"/>
         </w:rPr>
-        <w:t>Nr. {numar_pv}      Data .................</w:t>
+        <w:t>Nr. {numar_pv_11}      Data .................</w:t>
       </w:r>
     </w:p>
     <w:p>
@@ -8188,7 +8188,7 @@
           <w:lang w:val="ro-RO"/>
           <w14:ligatures w14:val="none"/>
         </w:rPr>
-        <w:t>Nr. {numar_pv}      Data .................</w:t>
+        <w:t>Nr. {numar_pv_12}      Data .................</w:t>
       </w:r>
     </w:p>
     <w:p>
